--- a/FD05-EPIS-Informe ProyectoFinal.docx
+++ b/FD05-EPIS-Informe ProyectoFinal.docx
@@ -1,65 +1,49 @@
 
 <file path=word/document.xml><?xml version="1.0" encoding="utf-8"?>
-<w:document xmlns:wpc="http://schemas.microsoft.com/office/word/2010/wordprocessingCanvas" xmlns:mc="http://schemas.openxmlformats.org/markup-compatibility/2006" xmlns:o="urn:schemas-microsoft-com:office:office" xmlns:r="http://schemas.openxmlformats.org/officeDocument/2006/relationships" xmlns:m="http://schemas.openxmlformats.org/officeDocument/2006/math" xmlns:v="urn:schemas-microsoft-com:vml" xmlns:wp14="http://schemas.microsoft.com/office/word/2010/wordprocessingDrawing" xmlns:wp="http://schemas.openxmlformats.org/drawingml/2006/wordprocessingDrawing" xmlns:w10="urn:schemas-microsoft-com:office:word" xmlns:w="http://schemas.openxmlformats.org/wordprocessingml/2006/main" xmlns:w14="http://schemas.microsoft.com/office/word/2010/wordml" xmlns:w15="http://schemas.microsoft.com/office/word/2012/wordml" xmlns:wpg="http://schemas.microsoft.com/office/word/2010/wordprocessingGroup" xmlns:wpi="http://schemas.microsoft.com/office/word/2010/wordprocessingInk" xmlns:wne="http://schemas.microsoft.com/office/word/2006/wordml" xmlns:wps="http://schemas.microsoft.com/office/word/2010/wordprocessingShape" mc:Ignorable="w14 w15 wp14">
+<w:document xmlns:wpc="http://schemas.microsoft.com/office/word/2010/wordprocessingCanvas" xmlns:cx="http://schemas.microsoft.com/office/drawing/2014/chartex" xmlns:cx1="http://schemas.microsoft.com/office/drawing/2015/9/8/chartex" xmlns:cx2="http://schemas.microsoft.com/office/drawing/2015/10/21/chartex" xmlns:cx3="http://schemas.microsoft.com/office/drawing/2016/5/9/chartex" xmlns:cx4="http://schemas.microsoft.com/office/drawing/2016/5/10/chartex" xmlns:cx5="http://schemas.microsoft.com/office/drawing/2016/5/11/chartex" xmlns:cx6="http://schemas.microsoft.com/office/drawing/2016/5/12/chartex" xmlns:cx7="http://schemas.microsoft.com/office/drawing/2016/5/13/chartex" xmlns:cx8="http://schemas.microsoft.com/office/drawing/2016/5/14/chartex" xmlns:mc="http://schemas.openxmlformats.org/markup-compatibility/2006" xmlns:aink="http://schemas.microsoft.com/office/drawing/2016/ink" xmlns:am3d="http://schemas.microsoft.com/office/drawing/2017/model3d" xmlns:o="urn:schemas-microsoft-com:office:office" xmlns:oel="http://schemas.microsoft.com/office/2019/extlst" xmlns:r="http://schemas.openxmlformats.org/officeDocument/2006/relationships" xmlns:m="http://schemas.openxmlformats.org/officeDocument/2006/math" xmlns:v="urn:schemas-microsoft-com:vml" xmlns:wp14="http://schemas.microsoft.com/office/word/2010/wordprocessingDrawing" xmlns:wp="http://schemas.openxmlformats.org/drawingml/2006/wordprocessingDrawing" xmlns:w10="urn:schemas-microsoft-com:office:word" xmlns:w="http://schemas.openxmlformats.org/wordprocessingml/2006/main" xmlns:w14="http://schemas.microsoft.com/office/word/2010/wordml" xmlns:w15="http://schemas.microsoft.com/office/word/2012/wordml" xmlns:w16cei="http://schemas.microsoft.com/office/word/2026/wordml/cei" xmlns:w16cex="http://schemas.microsoft.com/office/word/2018/wordml/cex" xmlns:w16cid="http://schemas.microsoft.com/office/word/2016/wordml/cid" xmlns:w16="http://schemas.microsoft.com/office/word/2018/wordml" xmlns:w16du="http://schemas.microsoft.com/office/word/2023/wordml/word16du" xmlns:w16sdtdh="http://schemas.microsoft.com/office/word/2020/wordml/sdtdatahash" xmlns:w16sdtfl="http://schemas.microsoft.com/office/word/2024/wordml/sdtformatlock" xmlns:w16se="http://schemas.microsoft.com/office/word/2015/wordml/symex" xmlns:wpg="http://schemas.microsoft.com/office/word/2010/wordprocessingGroup" xmlns:wpi="http://schemas.microsoft.com/office/word/2010/wordprocessingInk" xmlns:wne="http://schemas.microsoft.com/office/word/2006/wordml" xmlns:wps="http://schemas.microsoft.com/office/word/2010/wordprocessingShape" mc:Ignorable="w14 w15 w16se w16cid w16 w16cex w16sdtdh w16sdtfl w16du wp14">
   <w:body>
     <w:p>
       <w:pPr>
-        <w:autoSpaceDE w:val="0"/>
-        <w:autoSpaceDN w:val="0"/>
-        <w:adjustRightInd w:val="0"/>
         <w:spacing w:after="0"/>
         <w:jc w:val="center"/>
         <w:rPr>
-          <w:rFonts w:ascii="Arial" w:hAnsi="Arial" w:cs="Arial"/>
-          <w:b/>
-          <w:color w:val="000000"/>
+          <w:rFonts w:eastAsia="Arial" w:cs="Arial"/>
+          <w:b/>
+          <w:bCs/>
           <w:sz w:val="36"/>
           <w:szCs w:val="36"/>
         </w:rPr>
       </w:pPr>
-      <w:bookmarkStart w:id="0" w:name="_GoBack"/>
-      <w:bookmarkEnd w:id="0"/>
-      <w:r>
-        <w:rPr>
-          <w:rFonts w:ascii="Arial" w:hAnsi="Arial" w:cs="Arial"/>
-          <w:b/>
+      <w:r>
+        <w:rPr>
+          <w:rFonts w:eastAsia="Arial" w:cs="Arial"/>
+          <w:b/>
+          <w:bCs/>
           <w:noProof/>
-          <w:color w:val="000000"/>
           <w:sz w:val="36"/>
           <w:szCs w:val="36"/>
-          <w:lang w:eastAsia="es-PE"/>
         </w:rPr>
         <w:drawing>
-          <wp:inline distT="0" distB="0" distL="0" distR="0" wp14:anchorId="25BFB88D" wp14:editId="4717D250">
-            <wp:extent cx="994867" cy="1337361"/>
+          <wp:inline distT="0" distB="0" distL="0" distR="0" wp14:anchorId="55D4C906" wp14:editId="5F30DC9F">
+            <wp:extent cx="999140" cy="1343105"/>
             <wp:effectExtent l="0" t="0" r="0" b="0"/>
-            <wp:docPr id="9" name="Imagen 9" descr="C:\Users\EPIS\Documents\upt.png"/>
-            <wp:cNvGraphicFramePr>
-              <a:graphicFrameLocks xmlns:a="http://schemas.openxmlformats.org/drawingml/2006/main" noChangeAspect="1"/>
-            </wp:cNvGraphicFramePr>
+            <wp:docPr id="15" name="image4.png" descr="C:\Users\EPIS\Documents\upt.png"/>
+            <wp:cNvGraphicFramePr/>
             <a:graphic xmlns:a="http://schemas.openxmlformats.org/drawingml/2006/main">
               <a:graphicData uri="http://schemas.openxmlformats.org/drawingml/2006/picture">
                 <pic:pic xmlns:pic="http://schemas.openxmlformats.org/drawingml/2006/picture">
                   <pic:nvPicPr>
-                    <pic:cNvPr id="0" name="Picture 1" descr="C:\Users\EPIS\Documents\upt.png"/>
-                    <pic:cNvPicPr>
-                      <a:picLocks noChangeAspect="1" noChangeArrowheads="1"/>
-                    </pic:cNvPicPr>
+                    <pic:cNvPr id="0" name="image4.png" descr="C:\Users\EPIS\Documents\upt.png"/>
+                    <pic:cNvPicPr preferRelativeResize="0"/>
                   </pic:nvPicPr>
                   <pic:blipFill>
-                    <a:blip r:embed="rId7" cstate="print">
-                      <a:extLst>
-                        <a:ext uri="{28A0092B-C50C-407E-A947-70E740481C1C}">
-                          <a14:useLocalDpi xmlns:a14="http://schemas.microsoft.com/office/drawing/2010/main" val="0"/>
-                        </a:ext>
-                      </a:extLst>
-                    </a:blip>
+                    <a:blip r:embed="rId7"/>
                     <a:srcRect/>
                     <a:stretch>
                       <a:fillRect/>
                     </a:stretch>
                   </pic:blipFill>
-                  <pic:spPr bwMode="auto">
+                  <pic:spPr>
                     <a:xfrm>
                       <a:off x="0" y="0"/>
                       <a:ext cx="999140" cy="1343105"/>
@@ -67,10 +51,7 @@
                     <a:prstGeom prst="rect">
                       <a:avLst/>
                     </a:prstGeom>
-                    <a:noFill/>
-                    <a:ln>
-                      <a:noFill/>
-                    </a:ln>
+                    <a:ln/>
                   </pic:spPr>
                 </pic:pic>
               </a:graphicData>
@@ -81,15 +62,12 @@
     </w:p>
     <w:p>
       <w:pPr>
-        <w:autoSpaceDE w:val="0"/>
-        <w:autoSpaceDN w:val="0"/>
-        <w:adjustRightInd w:val="0"/>
         <w:spacing w:after="0"/>
         <w:jc w:val="center"/>
         <w:rPr>
-          <w:rFonts w:ascii="Arial" w:hAnsi="Arial" w:cs="Arial"/>
-          <w:b/>
-          <w:color w:val="000000"/>
+          <w:rFonts w:eastAsia="Arial" w:cs="Arial"/>
+          <w:b/>
+          <w:bCs/>
           <w:sz w:val="36"/>
           <w:szCs w:val="36"/>
         </w:rPr>
@@ -97,41 +75,35 @@
     </w:p>
     <w:p>
       <w:pPr>
-        <w:autoSpaceDE w:val="0"/>
-        <w:autoSpaceDN w:val="0"/>
-        <w:adjustRightInd w:val="0"/>
         <w:spacing w:after="0"/>
         <w:jc w:val="center"/>
         <w:rPr>
-          <w:rFonts w:ascii="Arial" w:hAnsi="Arial" w:cs="Arial"/>
-          <w:b/>
-          <w:color w:val="000000"/>
+          <w:rFonts w:eastAsia="Arial" w:cs="Arial"/>
+          <w:b/>
+          <w:bCs/>
           <w:sz w:val="36"/>
-          <w:szCs w:val="40"/>
-        </w:rPr>
-      </w:pPr>
-      <w:r>
-        <w:rPr>
-          <w:rFonts w:ascii="Arial" w:hAnsi="Arial" w:cs="Arial"/>
-          <w:b/>
-          <w:color w:val="000000"/>
+          <w:szCs w:val="36"/>
+        </w:rPr>
+      </w:pPr>
+      <w:r>
+        <w:rPr>
+          <w:rFonts w:eastAsia="Arial" w:cs="Arial"/>
+          <w:b/>
+          <w:bCs/>
           <w:sz w:val="36"/>
-          <w:szCs w:val="40"/>
+          <w:szCs w:val="36"/>
         </w:rPr>
         <w:t>UNIVERSIDAD PRIVADA DE TACNA</w:t>
       </w:r>
     </w:p>
     <w:p>
       <w:pPr>
-        <w:autoSpaceDE w:val="0"/>
-        <w:autoSpaceDN w:val="0"/>
-        <w:adjustRightInd w:val="0"/>
         <w:spacing w:after="0"/>
         <w:jc w:val="center"/>
         <w:rPr>
-          <w:rFonts w:ascii="Arial" w:hAnsi="Arial" w:cs="Arial"/>
-          <w:b/>
-          <w:color w:val="000000"/>
+          <w:rFonts w:eastAsia="Arial" w:cs="Arial"/>
+          <w:b/>
+          <w:bCs/>
           <w:sz w:val="36"/>
           <w:szCs w:val="36"/>
         </w:rPr>
@@ -139,84 +111,110 @@
     </w:p>
     <w:p>
       <w:pPr>
-        <w:autoSpaceDE w:val="0"/>
-        <w:autoSpaceDN w:val="0"/>
-        <w:adjustRightInd w:val="0"/>
         <w:spacing w:after="0"/>
         <w:jc w:val="center"/>
         <w:rPr>
-          <w:rFonts w:ascii="Arial" w:hAnsi="Arial" w:cs="Arial"/>
-          <w:b/>
-          <w:color w:val="000000"/>
+          <w:rFonts w:eastAsia="Arial" w:cs="Arial"/>
+          <w:b/>
+          <w:bCs/>
           <w:sz w:val="32"/>
-          <w:szCs w:val="36"/>
-        </w:rPr>
-      </w:pPr>
-      <w:r>
-        <w:rPr>
-          <w:rFonts w:ascii="Arial" w:hAnsi="Arial" w:cs="Arial"/>
-          <w:b/>
-          <w:color w:val="000000"/>
+          <w:szCs w:val="32"/>
+        </w:rPr>
+      </w:pPr>
+      <w:r>
+        <w:rPr>
+          <w:rFonts w:eastAsia="Arial" w:cs="Arial"/>
+          <w:b/>
+          <w:bCs/>
           <w:sz w:val="32"/>
-          <w:szCs w:val="36"/>
-        </w:rPr>
-        <w:t>FACULTAD DE INGENIERIA</w:t>
-      </w:r>
-    </w:p>
-    <w:p>
-      <w:pPr>
-        <w:autoSpaceDE w:val="0"/>
-        <w:autoSpaceDN w:val="0"/>
-        <w:adjustRightInd w:val="0"/>
+          <w:szCs w:val="32"/>
+        </w:rPr>
+        <w:t>FACULTAD DE INGENIERÍA</w:t>
+      </w:r>
+    </w:p>
+    <w:p>
+      <w:pPr>
         <w:spacing w:after="0"/>
         <w:jc w:val="center"/>
         <w:rPr>
-          <w:rFonts w:ascii="Arial" w:hAnsi="Arial" w:cs="Arial"/>
-          <w:b/>
+          <w:rFonts w:eastAsia="Arial" w:cs="Arial"/>
+          <w:b/>
+          <w:bCs/>
           <w:i/>
-          <w:color w:val="5B9BD5" w:themeColor="accent1"/>
+          <w:iCs/>
+          <w:color w:val="5B9BD5"/>
           <w:sz w:val="16"/>
-          <w:szCs w:val="36"/>
-        </w:rPr>
-      </w:pPr>
-    </w:p>
-    <w:p>
-      <w:pPr>
-        <w:autoSpaceDE w:val="0"/>
-        <w:autoSpaceDN w:val="0"/>
-        <w:adjustRightInd w:val="0"/>
+          <w:szCs w:val="16"/>
+        </w:rPr>
+      </w:pPr>
+    </w:p>
+    <w:p>
+      <w:pPr>
         <w:spacing w:after="0"/>
         <w:jc w:val="center"/>
         <w:rPr>
-          <w:rFonts w:ascii="Arial" w:hAnsi="Arial" w:cs="Arial"/>
-          <w:b/>
-          <w:color w:val="000000"/>
+          <w:rFonts w:eastAsia="Arial" w:cs="Arial"/>
+          <w:b/>
+          <w:bCs/>
           <w:sz w:val="32"/>
-          <w:szCs w:val="36"/>
-        </w:rPr>
-      </w:pPr>
-      <w:r>
-        <w:rPr>
-          <w:rFonts w:ascii="Arial" w:hAnsi="Arial" w:cs="Arial"/>
-          <w:b/>
-          <w:color w:val="000000"/>
+          <w:szCs w:val="32"/>
+        </w:rPr>
+      </w:pPr>
+      <w:r>
+        <w:rPr>
+          <w:rFonts w:eastAsia="Arial" w:cs="Arial"/>
+          <w:b/>
+          <w:bCs/>
           <w:sz w:val="32"/>
-          <w:szCs w:val="36"/>
+          <w:szCs w:val="32"/>
         </w:rPr>
         <w:t>Escuela Profesional de Ingeniería de Sistemas</w:t>
       </w:r>
     </w:p>
     <w:p>
       <w:pPr>
-        <w:autoSpaceDE w:val="0"/>
-        <w:autoSpaceDN w:val="0"/>
-        <w:adjustRightInd w:val="0"/>
         <w:spacing w:after="0"/>
         <w:jc w:val="center"/>
         <w:rPr>
-          <w:rFonts w:ascii="Arial" w:hAnsi="Arial" w:cs="Arial"/>
-          <w:b/>
-          <w:color w:val="000000"/>
+          <w:rFonts w:eastAsia="Arial" w:cs="Arial"/>
+          <w:b/>
+          <w:bCs/>
+          <w:sz w:val="32"/>
+          <w:szCs w:val="32"/>
+        </w:rPr>
+      </w:pPr>
+    </w:p>
+    <w:p>
+      <w:pPr>
+        <w:spacing w:after="0"/>
+        <w:jc w:val="center"/>
+        <w:rPr>
+          <w:rFonts w:eastAsia="Arial" w:cs="Arial"/>
+          <w:b/>
+          <w:bCs/>
+          <w:sz w:val="32"/>
+          <w:szCs w:val="32"/>
+        </w:rPr>
+      </w:pPr>
+      <w:r>
+        <w:rPr>
+          <w:rFonts w:eastAsia="Arial" w:cs="Arial"/>
+          <w:b/>
+          <w:bCs/>
+          <w:sz w:val="32"/>
+          <w:szCs w:val="32"/>
+        </w:rPr>
+        <w:t>Informe Final</w:t>
+      </w:r>
+    </w:p>
+    <w:p>
+      <w:pPr>
+        <w:spacing w:after="0"/>
+        <w:jc w:val="center"/>
+        <w:rPr>
+          <w:rFonts w:eastAsia="Arial" w:cs="Arial"/>
+          <w:b/>
+          <w:bCs/>
           <w:sz w:val="36"/>
           <w:szCs w:val="36"/>
         </w:rPr>
@@ -224,120 +222,81 @@
     </w:p>
     <w:p>
       <w:pPr>
-        <w:autoSpaceDE w:val="0"/>
-        <w:autoSpaceDN w:val="0"/>
-        <w:adjustRightInd w:val="0"/>
         <w:spacing w:after="0"/>
         <w:jc w:val="center"/>
         <w:rPr>
-          <w:rFonts w:ascii="Arial" w:hAnsi="Arial" w:cs="Arial"/>
-          <w:color w:val="000000"/>
-          <w:sz w:val="24"/>
-        </w:rPr>
-      </w:pPr>
-    </w:p>
-    <w:p>
-      <w:pPr>
-        <w:autoSpaceDE w:val="0"/>
-        <w:autoSpaceDN w:val="0"/>
-        <w:adjustRightInd w:val="0"/>
+          <w:rFonts w:eastAsia="Arial" w:cs="Arial"/>
+          <w:sz w:val="24"/>
+          <w:szCs w:val="24"/>
+        </w:rPr>
+      </w:pPr>
+    </w:p>
+    <w:p>
+      <w:pPr>
         <w:spacing w:after="0"/>
         <w:jc w:val="center"/>
         <w:rPr>
-          <w:rFonts w:ascii="Arial" w:hAnsi="Arial" w:cs="Arial"/>
-          <w:b/>
-          <w:color w:val="000000"/>
+          <w:rFonts w:eastAsia="Arial" w:cs="Arial"/>
+          <w:b/>
+          <w:bCs/>
           <w:sz w:val="36"/>
           <w:szCs w:val="36"/>
         </w:rPr>
       </w:pPr>
       <w:r>
         <w:rPr>
-          <w:rFonts w:ascii="Arial" w:hAnsi="Arial" w:cs="Arial"/>
-          <w:b/>
-          <w:color w:val="000000"/>
+          <w:rFonts w:eastAsia="Arial" w:cs="Arial"/>
+          <w:b/>
+          <w:bCs/>
           <w:sz w:val="36"/>
           <w:szCs w:val="36"/>
         </w:rPr>
-        <w:t xml:space="preserve">Informe Final </w:t>
-      </w:r>
-    </w:p>
-    <w:p>
-      <w:pPr>
-        <w:autoSpaceDE w:val="0"/>
-        <w:autoSpaceDN w:val="0"/>
-        <w:adjustRightInd w:val="0"/>
+        <w:t>Sistema móvil con inteligencia artificial para el aprendizaje de quechua y aimara</w:t>
+      </w:r>
+    </w:p>
+    <w:p>
+      <w:pPr>
         <w:spacing w:after="0"/>
         <w:jc w:val="center"/>
         <w:rPr>
-          <w:rFonts w:ascii="Arial" w:hAnsi="Arial" w:cs="Arial"/>
-          <w:b/>
-          <w:color w:val="000000"/>
+          <w:rFonts w:eastAsia="Arial" w:cs="Arial"/>
+          <w:b/>
+          <w:bCs/>
           <w:sz w:val="36"/>
           <w:szCs w:val="36"/>
         </w:rPr>
       </w:pPr>
-      <w:r>
-        <w:rPr>
-          <w:rFonts w:ascii="Arial" w:hAnsi="Arial" w:cs="Arial"/>
-          <w:b/>
-          <w:color w:val="000000"/>
-          <w:sz w:val="36"/>
-          <w:szCs w:val="36"/>
-        </w:rPr>
-        <w:t xml:space="preserve"> </w:t>
-      </w:r>
-    </w:p>
-    <w:p>
-      <w:pPr>
-        <w:autoSpaceDE w:val="0"/>
-        <w:autoSpaceDN w:val="0"/>
-        <w:adjustRightInd w:val="0"/>
+    </w:p>
+    <w:p>
+      <w:pPr>
         <w:spacing w:after="0"/>
         <w:jc w:val="center"/>
         <w:rPr>
-          <w:rFonts w:ascii="Arial" w:hAnsi="Arial" w:cs="Arial"/>
-          <w:b/>
-          <w:color w:val="000000"/>
-          <w:sz w:val="36"/>
-          <w:szCs w:val="36"/>
-        </w:rPr>
-      </w:pPr>
-      <w:r>
-        <w:rPr>
-          <w:rFonts w:ascii="Arial" w:hAnsi="Arial" w:cs="Arial"/>
-          <w:b/>
-          <w:color w:val="000000"/>
-          <w:sz w:val="36"/>
-          <w:szCs w:val="36"/>
-        </w:rPr>
-        <w:t xml:space="preserve">Proyecto </w:t>
-      </w:r>
-      <w:r>
-        <w:rPr>
-          <w:rFonts w:ascii="Arial" w:hAnsi="Arial" w:cs="Arial"/>
-          <w:b/>
-          <w:i/>
-          <w:color w:val="000000"/>
-          <w:sz w:val="36"/>
-          <w:szCs w:val="36"/>
-        </w:rPr>
-        <w:t>{Nombre de Proyecto}</w:t>
-      </w:r>
-    </w:p>
-    <w:p>
-      <w:pPr>
-        <w:autoSpaceDE w:val="0"/>
-        <w:autoSpaceDN w:val="0"/>
-        <w:adjustRightInd w:val="0"/>
+          <w:rFonts w:eastAsia="Arial" w:cs="Arial"/>
+          <w:sz w:val="32"/>
+          <w:szCs w:val="32"/>
+        </w:rPr>
+      </w:pPr>
+      <w:r>
+        <w:rPr>
+          <w:rFonts w:eastAsia="Arial" w:cs="Arial"/>
+          <w:sz w:val="32"/>
+          <w:szCs w:val="32"/>
+        </w:rPr>
+        <w:t>Curso: Patrones de Software</w:t>
+      </w:r>
+    </w:p>
+    <w:p>
+      <w:pPr>
         <w:spacing w:after="0"/>
         <w:jc w:val="center"/>
         <w:rPr>
-          <w:rFonts w:ascii="Arial" w:hAnsi="Arial" w:cs="Arial"/>
-          <w:b/>
-          <w:color w:val="000000"/>
-          <w:sz w:val="36"/>
-          <w:szCs w:val="36"/>
+          <w:rFonts w:eastAsia="Arial" w:cs="Arial"/>
+          <w:b/>
+          <w:bCs/>
+          <w:color w:val="5B9BD5"/>
+          <w:sz w:val="16"/>
+          <w:szCs w:val="16"/>
         </w:rPr>
       </w:pPr>
     </w:p>
@@ -346,70 +305,44 @@
         <w:spacing w:after="0"/>
         <w:jc w:val="center"/>
         <w:rPr>
-          <w:rFonts w:ascii="Arial" w:eastAsia="Times New Roman" w:hAnsi="Arial" w:cs="Arial"/>
-          <w:sz w:val="32"/>
-          <w:szCs w:val="32"/>
-          <w:lang w:eastAsia="es-PE"/>
-        </w:rPr>
-      </w:pPr>
-      <w:r>
-        <w:rPr>
-          <w:rFonts w:ascii="Arial" w:eastAsia="Times New Roman" w:hAnsi="Arial" w:cs="Arial"/>
-          <w:sz w:val="32"/>
-          <w:szCs w:val="32"/>
-          <w:lang w:eastAsia="es-PE"/>
-        </w:rPr>
-        <w:t>Curso</w:t>
-      </w:r>
-      <w:r>
-        <w:rPr>
-          <w:rFonts w:ascii="Arial" w:eastAsia="Times New Roman" w:hAnsi="Arial" w:cs="Arial"/>
-          <w:sz w:val="32"/>
-          <w:szCs w:val="32"/>
-          <w:lang w:eastAsia="es-PE"/>
-        </w:rPr>
-        <w:t xml:space="preserve">: </w:t>
-      </w:r>
-      <w:r>
-        <w:rPr>
-          <w:rFonts w:ascii="Arial" w:eastAsia="Times New Roman" w:hAnsi="Arial" w:cs="Arial"/>
-          <w:i/>
-          <w:sz w:val="32"/>
-          <w:szCs w:val="32"/>
-          <w:lang w:eastAsia="es-PE"/>
-        </w:rPr>
-        <w:t>{Nombre de Asignatura}</w:t>
-      </w:r>
-    </w:p>
-    <w:p>
-      <w:pPr>
-        <w:autoSpaceDE w:val="0"/>
-        <w:autoSpaceDN w:val="0"/>
-        <w:adjustRightInd w:val="0"/>
+          <w:rFonts w:eastAsia="Arial" w:cs="Arial"/>
+          <w:b/>
+          <w:bCs/>
+          <w:color w:val="5B9BD5"/>
+          <w:sz w:val="16"/>
+          <w:szCs w:val="16"/>
+        </w:rPr>
+      </w:pPr>
+    </w:p>
+    <w:p>
+      <w:pPr>
         <w:spacing w:after="0"/>
         <w:jc w:val="center"/>
         <w:rPr>
-          <w:rFonts w:ascii="Arial" w:hAnsi="Arial" w:cs="Arial"/>
-          <w:b/>
-          <w:color w:val="5B9BD5" w:themeColor="accent1"/>
-          <w:sz w:val="16"/>
-          <w:szCs w:val="36"/>
-        </w:rPr>
-      </w:pPr>
-    </w:p>
-    <w:p>
-      <w:pPr>
-        <w:autoSpaceDE w:val="0"/>
-        <w:autoSpaceDN w:val="0"/>
-        <w:adjustRightInd w:val="0"/>
+          <w:rFonts w:eastAsia="Arial" w:cs="Arial"/>
+          <w:i/>
+          <w:iCs/>
+          <w:sz w:val="32"/>
+          <w:szCs w:val="32"/>
+        </w:rPr>
+      </w:pPr>
+      <w:r>
+        <w:rPr>
+          <w:rFonts w:eastAsia="Arial" w:cs="Arial"/>
+          <w:sz w:val="32"/>
+          <w:szCs w:val="32"/>
+        </w:rPr>
+        <w:t>Docente: Mag. Ing. Patrick Cuadros Quiroga</w:t>
+      </w:r>
+    </w:p>
+    <w:p>
+      <w:pPr>
         <w:spacing w:after="0"/>
         <w:jc w:val="center"/>
         <w:rPr>
-          <w:rFonts w:ascii="Arial" w:hAnsi="Arial" w:cs="Arial"/>
-          <w:b/>
-          <w:color w:val="5B9BD5" w:themeColor="accent1"/>
-          <w:sz w:val="16"/>
-          <w:szCs w:val="36"/>
+          <w:rFonts w:eastAsia="Arial" w:cs="Arial"/>
+          <w:sz w:val="32"/>
+          <w:szCs w:val="32"/>
         </w:rPr>
       </w:pPr>
     </w:p>
@@ -418,351 +351,390 @@
         <w:spacing w:after="0"/>
         <w:jc w:val="center"/>
         <w:rPr>
-          <w:rFonts w:ascii="Arial" w:eastAsia="Times New Roman" w:hAnsi="Arial" w:cs="Arial"/>
-          <w:i/>
+          <w:rFonts w:eastAsia="Arial" w:cs="Arial"/>
+          <w:b/>
+          <w:bCs/>
+          <w:color w:val="5B9BD5"/>
+          <w:sz w:val="16"/>
+          <w:szCs w:val="16"/>
+        </w:rPr>
+      </w:pPr>
+    </w:p>
+    <w:p>
+      <w:pPr>
+        <w:widowControl w:val="0"/>
+        <w:spacing w:after="0" w:line="240" w:lineRule="auto"/>
+        <w:rPr>
+          <w:rFonts w:eastAsia="Arial" w:cs="Arial"/>
           <w:sz w:val="32"/>
           <w:szCs w:val="32"/>
-          <w:lang w:eastAsia="es-PE"/>
-        </w:rPr>
-      </w:pPr>
-      <w:r>
-        <w:rPr>
-          <w:rFonts w:ascii="Arial" w:eastAsia="Times New Roman" w:hAnsi="Arial" w:cs="Arial"/>
+        </w:rPr>
+      </w:pPr>
+      <w:r>
+        <w:rPr>
+          <w:rFonts w:eastAsia="Arial" w:cs="Arial"/>
           <w:sz w:val="32"/>
           <w:szCs w:val="32"/>
-          <w:lang w:eastAsia="es-PE"/>
-        </w:rPr>
-        <w:t>Docente</w:t>
-      </w:r>
-      <w:r>
-        <w:rPr>
-          <w:rFonts w:ascii="Arial" w:eastAsia="Times New Roman" w:hAnsi="Arial" w:cs="Arial"/>
-          <w:sz w:val="32"/>
-          <w:szCs w:val="32"/>
-          <w:lang w:eastAsia="es-PE"/>
-        </w:rPr>
-        <w:t>:</w:t>
-      </w:r>
-      <w:r>
-        <w:rPr>
-          <w:rFonts w:ascii="Arial" w:eastAsia="Times New Roman" w:hAnsi="Arial" w:cs="Arial"/>
-          <w:sz w:val="32"/>
-          <w:szCs w:val="32"/>
-          <w:lang w:eastAsia="es-PE"/>
-        </w:rPr>
-        <w:t xml:space="preserve"> </w:t>
-      </w:r>
-      <w:r>
-        <w:rPr>
-          <w:rFonts w:ascii="Arial" w:eastAsia="Times New Roman" w:hAnsi="Arial" w:cs="Arial"/>
-          <w:i/>
-          <w:sz w:val="32"/>
-          <w:szCs w:val="32"/>
-          <w:lang w:eastAsia="es-PE"/>
-        </w:rPr>
-        <w:t>{Nombre de Docente}</w:t>
+        </w:rPr>
+        <w:t>Integrantes:</w:t>
       </w:r>
     </w:p>
     <w:p>
       <w:pPr>
         <w:spacing w:after="0"/>
-        <w:jc w:val="center"/>
-        <w:rPr>
-          <w:rFonts w:ascii="Arial" w:eastAsia="Times New Roman" w:hAnsi="Arial" w:cs="Arial"/>
-          <w:sz w:val="32"/>
-          <w:szCs w:val="32"/>
-          <w:lang w:eastAsia="es-PE"/>
-        </w:rPr>
-      </w:pPr>
-    </w:p>
-    <w:p>
-      <w:pPr>
-        <w:autoSpaceDE w:val="0"/>
-        <w:autoSpaceDN w:val="0"/>
-        <w:adjustRightInd w:val="0"/>
-        <w:spacing w:after="0"/>
-        <w:jc w:val="center"/>
-        <w:rPr>
-          <w:rFonts w:ascii="Arial" w:hAnsi="Arial" w:cs="Arial"/>
-          <w:b/>
-          <w:color w:val="5B9BD5" w:themeColor="accent1"/>
-          <w:sz w:val="16"/>
-          <w:szCs w:val="36"/>
-        </w:rPr>
-      </w:pPr>
-    </w:p>
-    <w:p>
-      <w:pPr>
-        <w:autoSpaceDE w:val="0"/>
-        <w:autoSpaceDN w:val="0"/>
-        <w:adjustRightInd w:val="0"/>
-        <w:spacing w:after="0"/>
-        <w:rPr>
-          <w:rFonts w:ascii="Arial" w:eastAsia="Times New Roman" w:hAnsi="Arial" w:cs="Arial"/>
-          <w:sz w:val="32"/>
-          <w:szCs w:val="32"/>
-          <w:lang w:eastAsia="es-PE"/>
-        </w:rPr>
-      </w:pPr>
-      <w:r>
-        <w:rPr>
-          <w:rFonts w:ascii="Arial" w:eastAsia="Times New Roman" w:hAnsi="Arial" w:cs="Arial"/>
-          <w:sz w:val="32"/>
-          <w:szCs w:val="32"/>
-          <w:lang w:eastAsia="es-PE"/>
-        </w:rPr>
-        <w:t>Integrantes:</w:t>
-      </w:r>
-    </w:p>
-    <w:p>
-      <w:pPr>
-        <w:autoSpaceDE w:val="0"/>
-        <w:autoSpaceDN w:val="0"/>
-        <w:adjustRightInd w:val="0"/>
-        <w:spacing w:after="0"/>
-        <w:rPr>
-          <w:rFonts w:ascii="Arial" w:hAnsi="Arial" w:cs="Arial"/>
-          <w:color w:val="5B9BD5" w:themeColor="accent1"/>
-          <w:sz w:val="16"/>
-          <w:szCs w:val="36"/>
-        </w:rPr>
-      </w:pPr>
-    </w:p>
-    <w:p>
-      <w:pPr>
-        <w:spacing w:after="0"/>
-        <w:rPr>
-          <w:rFonts w:ascii="Arial" w:eastAsia="Times New Roman" w:hAnsi="Arial" w:cs="Arial"/>
-          <w:b/>
-          <w:i/>
+        <w:rPr>
+          <w:rFonts w:eastAsia="Arial" w:cs="Arial"/>
+          <w:b/>
+          <w:bCs/>
           <w:sz w:val="28"/>
           <w:szCs w:val="28"/>
-          <w:lang w:eastAsia="es-PE"/>
-        </w:rPr>
-      </w:pPr>
-      <w:r>
-        <w:rPr>
-          <w:rFonts w:ascii="Arial" w:eastAsia="Times New Roman" w:hAnsi="Arial" w:cs="Arial"/>
-          <w:b/>
-          <w:i/>
+        </w:rPr>
+      </w:pPr>
+    </w:p>
+    <w:p>
+      <w:pPr>
+        <w:spacing w:after="0"/>
+        <w:rPr>
+          <w:rFonts w:eastAsia="Arial" w:cs="Arial"/>
+          <w:b/>
+          <w:bCs/>
           <w:sz w:val="28"/>
           <w:szCs w:val="28"/>
-          <w:lang w:eastAsia="es-PE"/>
-        </w:rPr>
-        <w:t>{</w:t>
-      </w:r>
-      <w:r>
-        <w:rPr>
-          <w:rFonts w:ascii="Arial" w:eastAsia="Times New Roman" w:hAnsi="Arial" w:cs="Arial"/>
-          <w:b/>
-          <w:i/>
+        </w:rPr>
+      </w:pPr>
+      <w:r>
+        <w:rPr>
+          <w:rFonts w:eastAsia="Arial" w:cs="Arial"/>
+          <w:b/>
+          <w:bCs/>
           <w:sz w:val="28"/>
           <w:szCs w:val="28"/>
-          <w:lang w:eastAsia="es-PE"/>
-        </w:rPr>
-        <w:t>Apellidos y Nombres del e</w:t>
-      </w:r>
-      <w:r>
-        <w:rPr>
-          <w:rFonts w:ascii="Arial" w:eastAsia="Times New Roman" w:hAnsi="Arial" w:cs="Arial"/>
-          <w:b/>
-          <w:i/>
+        </w:rPr>
+        <w:t>Mamani Estaña, Junior</w:t>
+      </w:r>
+      <w:r>
+        <w:rPr>
+          <w:rFonts w:eastAsia="Arial" w:cs="Arial"/>
+          <w:b/>
+          <w:bCs/>
           <w:sz w:val="28"/>
           <w:szCs w:val="28"/>
-          <w:lang w:eastAsia="es-PE"/>
-        </w:rPr>
-        <w:t>studiante</w:t>
-      </w:r>
-      <w:r>
-        <w:rPr>
-          <w:rFonts w:ascii="Arial" w:eastAsia="Times New Roman" w:hAnsi="Arial" w:cs="Arial"/>
-          <w:b/>
-          <w:i/>
+        </w:rPr>
+        <w:tab/>
+      </w:r>
+      <w:r>
+        <w:rPr>
+          <w:rFonts w:eastAsia="Arial" w:cs="Arial"/>
+          <w:b/>
+          <w:bCs/>
           <w:sz w:val="28"/>
           <w:szCs w:val="28"/>
-          <w:lang w:eastAsia="es-PE"/>
-        </w:rPr>
-        <w:tab/>
-        <w:t>(código universitario)}</w:t>
+        </w:rPr>
+        <w:tab/>
+      </w:r>
+      <w:r>
+        <w:rPr>
+          <w:rFonts w:eastAsia="Arial" w:cs="Arial"/>
+          <w:b/>
+          <w:bCs/>
+          <w:sz w:val="28"/>
+          <w:szCs w:val="28"/>
+        </w:rPr>
+        <w:tab/>
+      </w:r>
+      <w:r>
+        <w:rPr>
+          <w:rFonts w:eastAsia="Arial" w:cs="Arial"/>
+          <w:b/>
+          <w:bCs/>
+          <w:sz w:val="28"/>
+          <w:szCs w:val="28"/>
+        </w:rPr>
+        <w:tab/>
+      </w:r>
+      <w:r>
+        <w:rPr>
+          <w:rFonts w:eastAsia="Arial" w:cs="Arial"/>
+          <w:b/>
+          <w:bCs/>
+          <w:sz w:val="28"/>
+          <w:szCs w:val="28"/>
+        </w:rPr>
+        <w:tab/>
+        <w:t>(2022075474)</w:t>
       </w:r>
     </w:p>
     <w:p>
       <w:pPr>
         <w:spacing w:after="0"/>
+        <w:rPr>
+          <w:rFonts w:eastAsia="Arial" w:cs="Arial"/>
+          <w:b/>
+          <w:bCs/>
+          <w:sz w:val="28"/>
+          <w:szCs w:val="28"/>
+        </w:rPr>
+      </w:pPr>
+      <w:r>
+        <w:rPr>
+          <w:rFonts w:eastAsia="Arial" w:cs="Arial"/>
+          <w:b/>
+          <w:bCs/>
+          <w:sz w:val="28"/>
+          <w:szCs w:val="28"/>
+        </w:rPr>
+        <w:t xml:space="preserve">Serrano </w:t>
+      </w:r>
+      <w:proofErr w:type="spellStart"/>
+      <w:r>
+        <w:rPr>
+          <w:rFonts w:eastAsia="Arial" w:cs="Arial"/>
+          <w:b/>
+          <w:bCs/>
+          <w:sz w:val="28"/>
+          <w:szCs w:val="28"/>
+        </w:rPr>
+        <w:t>Ibañez</w:t>
+      </w:r>
+      <w:proofErr w:type="spellEnd"/>
+      <w:r>
+        <w:rPr>
+          <w:rFonts w:eastAsia="Arial" w:cs="Arial"/>
+          <w:b/>
+          <w:bCs/>
+          <w:sz w:val="28"/>
+          <w:szCs w:val="28"/>
+        </w:rPr>
+        <w:t xml:space="preserve">, </w:t>
+      </w:r>
+      <w:proofErr w:type="spellStart"/>
+      <w:r>
+        <w:rPr>
+          <w:rFonts w:eastAsia="Arial" w:cs="Arial"/>
+          <w:b/>
+          <w:bCs/>
+          <w:sz w:val="28"/>
+          <w:szCs w:val="28"/>
+        </w:rPr>
+        <w:t>Nestor</w:t>
+      </w:r>
+      <w:proofErr w:type="spellEnd"/>
+      <w:r>
+        <w:rPr>
+          <w:rFonts w:eastAsia="Arial" w:cs="Arial"/>
+          <w:b/>
+          <w:bCs/>
+          <w:sz w:val="28"/>
+          <w:szCs w:val="28"/>
+        </w:rPr>
+        <w:t xml:space="preserve"> Juice </w:t>
+      </w:r>
+      <w:proofErr w:type="spellStart"/>
+      <w:r>
+        <w:rPr>
+          <w:rFonts w:eastAsia="Arial" w:cs="Arial"/>
+          <w:b/>
+          <w:bCs/>
+          <w:sz w:val="28"/>
+          <w:szCs w:val="28"/>
+        </w:rPr>
+        <w:t>Yomar</w:t>
+      </w:r>
+      <w:proofErr w:type="spellEnd"/>
+      <w:r>
+        <w:rPr>
+          <w:rFonts w:eastAsia="Arial" w:cs="Arial"/>
+          <w:b/>
+          <w:bCs/>
+          <w:sz w:val="28"/>
+          <w:szCs w:val="28"/>
+        </w:rPr>
+        <w:t xml:space="preserve"> </w:t>
+      </w:r>
+      <w:r>
+        <w:rPr>
+          <w:rFonts w:eastAsia="Arial" w:cs="Arial"/>
+          <w:b/>
+          <w:bCs/>
+          <w:sz w:val="28"/>
+          <w:szCs w:val="28"/>
+        </w:rPr>
+        <w:tab/>
+      </w:r>
+      <w:r>
+        <w:rPr>
+          <w:rFonts w:eastAsia="Arial" w:cs="Arial"/>
+          <w:b/>
+          <w:bCs/>
+          <w:sz w:val="28"/>
+          <w:szCs w:val="28"/>
+        </w:rPr>
+        <w:tab/>
+      </w:r>
+      <w:r>
+        <w:rPr>
+          <w:rFonts w:eastAsia="Arial" w:cs="Arial"/>
+          <w:b/>
+          <w:bCs/>
+          <w:sz w:val="28"/>
+          <w:szCs w:val="28"/>
+        </w:rPr>
+        <w:tab/>
+        <w:t xml:space="preserve">(2022075474) </w:t>
+      </w:r>
+    </w:p>
+    <w:p>
+      <w:pPr>
+        <w:spacing w:after="0"/>
+        <w:rPr>
+          <w:rFonts w:eastAsia="Arial" w:cs="Arial"/>
+          <w:b/>
+          <w:bCs/>
+          <w:sz w:val="28"/>
+          <w:szCs w:val="28"/>
+        </w:rPr>
+      </w:pPr>
+      <w:r>
+        <w:rPr>
+          <w:rFonts w:eastAsia="Arial" w:cs="Arial"/>
+          <w:b/>
+          <w:bCs/>
+          <w:sz w:val="28"/>
+          <w:szCs w:val="28"/>
+        </w:rPr>
+        <w:t>Concha Llaca, Gerardo Alejandro</w:t>
+      </w:r>
+      <w:r>
+        <w:rPr>
+          <w:rFonts w:eastAsia="Arial" w:cs="Arial"/>
+          <w:b/>
+          <w:bCs/>
+          <w:sz w:val="28"/>
+          <w:szCs w:val="28"/>
+        </w:rPr>
+        <w:tab/>
+      </w:r>
+      <w:r>
+        <w:rPr>
+          <w:rFonts w:eastAsia="Arial" w:cs="Arial"/>
+          <w:b/>
+          <w:bCs/>
+          <w:sz w:val="28"/>
+          <w:szCs w:val="28"/>
+        </w:rPr>
+        <w:tab/>
+      </w:r>
+      <w:r>
+        <w:rPr>
+          <w:rFonts w:eastAsia="Arial" w:cs="Arial"/>
+          <w:b/>
+          <w:bCs/>
+          <w:sz w:val="28"/>
+          <w:szCs w:val="28"/>
+        </w:rPr>
+        <w:tab/>
+        <w:t>(2017057849)</w:t>
+      </w:r>
+    </w:p>
+    <w:p>
+      <w:pPr>
+        <w:spacing w:after="0"/>
+        <w:rPr>
+          <w:rFonts w:eastAsia="Arial" w:cs="Arial"/>
+          <w:b/>
+          <w:bCs/>
+          <w:sz w:val="28"/>
+          <w:szCs w:val="28"/>
+        </w:rPr>
+      </w:pPr>
+    </w:p>
+    <w:p>
+      <w:pPr>
+        <w:spacing w:after="0"/>
+        <w:rPr>
+          <w:rFonts w:eastAsia="Arial" w:cs="Arial"/>
+          <w:b/>
+          <w:bCs/>
+          <w:sz w:val="32"/>
+          <w:szCs w:val="32"/>
+        </w:rPr>
+      </w:pPr>
+    </w:p>
+    <w:p>
+      <w:pPr>
+        <w:spacing w:after="0"/>
+        <w:rPr>
+          <w:rFonts w:eastAsia="Arial" w:cs="Arial"/>
+          <w:sz w:val="32"/>
+          <w:szCs w:val="32"/>
+        </w:rPr>
+      </w:pPr>
+    </w:p>
+    <w:p>
+      <w:pPr>
+        <w:spacing w:after="0"/>
+        <w:rPr>
+          <w:rFonts w:eastAsia="Arial" w:cs="Arial"/>
+          <w:sz w:val="32"/>
+          <w:szCs w:val="32"/>
+        </w:rPr>
+      </w:pPr>
+    </w:p>
+    <w:p>
+      <w:pPr>
+        <w:widowControl w:val="0"/>
+        <w:spacing w:before="1" w:after="0" w:line="240" w:lineRule="auto"/>
+        <w:ind w:left="5" w:right="714"/>
         <w:jc w:val="center"/>
         <w:rPr>
-          <w:rFonts w:ascii="Arial" w:eastAsia="Times New Roman" w:hAnsi="Arial" w:cs="Arial"/>
+          <w:rFonts w:eastAsia="Arial" w:cs="Arial"/>
+          <w:b/>
+          <w:bCs/>
           <w:sz w:val="32"/>
           <w:szCs w:val="32"/>
-          <w:lang w:eastAsia="es-PE"/>
-        </w:rPr>
-      </w:pPr>
-    </w:p>
-    <w:p>
-      <w:pPr>
-        <w:spacing w:after="0"/>
+        </w:rPr>
+      </w:pPr>
+      <w:r>
+        <w:rPr>
+          <w:rFonts w:eastAsia="Arial" w:cs="Arial"/>
+          <w:b/>
+          <w:bCs/>
+          <w:sz w:val="32"/>
+          <w:szCs w:val="32"/>
+        </w:rPr>
+        <w:t>Tacna – Perú</w:t>
+      </w:r>
+    </w:p>
+    <w:p>
+      <w:pPr>
+        <w:widowControl w:val="0"/>
+        <w:spacing w:before="1" w:after="0" w:line="240" w:lineRule="auto"/>
+        <w:ind w:left="5" w:right="714"/>
         <w:jc w:val="center"/>
         <w:rPr>
-          <w:rFonts w:ascii="Arial" w:eastAsia="Times New Roman" w:hAnsi="Arial" w:cs="Arial"/>
+          <w:rFonts w:eastAsia="Arial" w:cs="Arial"/>
+          <w:b/>
+          <w:bCs/>
           <w:sz w:val="32"/>
           <w:szCs w:val="32"/>
-          <w:lang w:eastAsia="es-PE"/>
-        </w:rPr>
-      </w:pPr>
-    </w:p>
-    <w:p>
-      <w:pPr>
-        <w:spacing w:after="0"/>
-        <w:jc w:val="center"/>
-        <w:rPr>
-          <w:rFonts w:ascii="Arial" w:eastAsia="Times New Roman" w:hAnsi="Arial" w:cs="Arial"/>
+        </w:rPr>
+      </w:pPr>
+      <w:r>
+        <w:rPr>
+          <w:rFonts w:eastAsia="Arial" w:cs="Arial"/>
+          <w:b/>
+          <w:bCs/>
           <w:sz w:val="32"/>
           <w:szCs w:val="32"/>
-          <w:lang w:eastAsia="es-PE"/>
-        </w:rPr>
-      </w:pPr>
-    </w:p>
-    <w:p>
-      <w:pPr>
-        <w:spacing w:after="0"/>
-        <w:jc w:val="center"/>
-        <w:rPr>
-          <w:rFonts w:ascii="Arial" w:eastAsia="Times New Roman" w:hAnsi="Arial" w:cs="Arial"/>
-          <w:sz w:val="32"/>
-          <w:szCs w:val="32"/>
-          <w:lang w:eastAsia="es-PE"/>
-        </w:rPr>
-      </w:pPr>
-    </w:p>
-    <w:p>
-      <w:pPr>
-        <w:spacing w:after="0"/>
-        <w:jc w:val="center"/>
-        <w:rPr>
-          <w:rFonts w:ascii="Arial" w:eastAsia="Times New Roman" w:hAnsi="Arial" w:cs="Arial"/>
-          <w:sz w:val="32"/>
-          <w:szCs w:val="32"/>
-          <w:lang w:eastAsia="es-PE"/>
-        </w:rPr>
-      </w:pPr>
-    </w:p>
-    <w:p>
-      <w:pPr>
-        <w:spacing w:after="0"/>
-        <w:jc w:val="center"/>
-        <w:rPr>
-          <w:rFonts w:ascii="Arial" w:eastAsia="Times New Roman" w:hAnsi="Arial" w:cs="Arial"/>
-          <w:sz w:val="32"/>
-          <w:szCs w:val="32"/>
-          <w:lang w:eastAsia="es-PE"/>
-        </w:rPr>
-      </w:pPr>
-    </w:p>
-    <w:p>
-      <w:pPr>
-        <w:spacing w:after="0"/>
-        <w:jc w:val="center"/>
-        <w:rPr>
-          <w:rFonts w:ascii="Arial" w:eastAsia="Times New Roman" w:hAnsi="Arial" w:cs="Arial"/>
-          <w:b/>
-          <w:sz w:val="32"/>
-          <w:szCs w:val="32"/>
-          <w:lang w:eastAsia="es-PE"/>
-        </w:rPr>
-      </w:pPr>
-      <w:r>
-        <w:rPr>
-          <w:rFonts w:ascii="Arial" w:eastAsia="Times New Roman" w:hAnsi="Arial" w:cs="Arial"/>
-          <w:b/>
-          <w:sz w:val="32"/>
-          <w:szCs w:val="32"/>
-          <w:lang w:eastAsia="es-PE"/>
-        </w:rPr>
-        <w:t>Tacna</w:t>
-      </w:r>
-      <w:r>
-        <w:rPr>
-          <w:rFonts w:ascii="Arial" w:eastAsia="Times New Roman" w:hAnsi="Arial" w:cs="Arial"/>
-          <w:b/>
-          <w:sz w:val="32"/>
-          <w:szCs w:val="32"/>
-          <w:lang w:eastAsia="es-PE"/>
-        </w:rPr>
-        <w:t xml:space="preserve"> –</w:t>
-      </w:r>
-      <w:r>
-        <w:rPr>
-          <w:rFonts w:ascii="Arial" w:eastAsia="Times New Roman" w:hAnsi="Arial" w:cs="Arial"/>
-          <w:b/>
-          <w:sz w:val="32"/>
-          <w:szCs w:val="32"/>
-          <w:lang w:eastAsia="es-PE"/>
-        </w:rPr>
-        <w:t xml:space="preserve"> </w:t>
-      </w:r>
-      <w:r>
-        <w:rPr>
-          <w:rFonts w:ascii="Arial" w:eastAsia="Times New Roman" w:hAnsi="Arial" w:cs="Arial"/>
-          <w:b/>
-          <w:sz w:val="32"/>
-          <w:szCs w:val="32"/>
-          <w:lang w:eastAsia="es-PE"/>
-        </w:rPr>
-        <w:t>Perú</w:t>
-      </w:r>
-    </w:p>
-    <w:p>
-      <w:pPr>
-        <w:spacing w:after="0"/>
-        <w:jc w:val="center"/>
-        <w:rPr>
-          <w:rFonts w:ascii="Arial" w:eastAsia="Times New Roman" w:hAnsi="Arial" w:cs="Arial"/>
-          <w:b/>
-          <w:i/>
-          <w:sz w:val="32"/>
-          <w:szCs w:val="32"/>
-          <w:lang w:eastAsia="es-PE"/>
-        </w:rPr>
-      </w:pPr>
-      <w:r>
-        <w:rPr>
-          <w:rFonts w:ascii="Arial" w:eastAsia="Times New Roman" w:hAnsi="Arial" w:cs="Arial"/>
-          <w:b/>
-          <w:i/>
-          <w:sz w:val="32"/>
-          <w:szCs w:val="32"/>
-          <w:lang w:eastAsia="es-PE"/>
-        </w:rPr>
-        <w:t>{</w:t>
-      </w:r>
-      <w:r>
-        <w:rPr>
-          <w:rFonts w:ascii="Arial" w:eastAsia="Times New Roman" w:hAnsi="Arial" w:cs="Arial"/>
-          <w:b/>
-          <w:i/>
-          <w:sz w:val="32"/>
-          <w:szCs w:val="32"/>
-          <w:lang w:eastAsia="es-PE"/>
-        </w:rPr>
-        <w:t>Añ</w:t>
-      </w:r>
-      <w:r>
-        <w:rPr>
-          <w:rFonts w:ascii="Arial" w:eastAsia="Times New Roman" w:hAnsi="Arial" w:cs="Arial"/>
-          <w:b/>
-          <w:i/>
-          <w:sz w:val="32"/>
-          <w:szCs w:val="32"/>
-          <w:lang w:eastAsia="es-PE"/>
-        </w:rPr>
-        <w:t>o}</w:t>
+        </w:rPr>
+        <w:t>2026</w:t>
       </w:r>
     </w:p>
     <w:p>
       <w:pPr>
         <w:spacing w:after="200" w:line="276" w:lineRule="auto"/>
         <w:rPr>
-          <w:rFonts w:ascii="Arial" w:hAnsi="Arial" w:cs="Arial"/>
+          <w:rFonts w:cs="Arial"/>
           <w:b/>
           <w:color w:val="000000"/>
           <w:sz w:val="24"/>
@@ -773,7 +745,7 @@
       <w:pPr>
         <w:spacing w:after="200" w:line="276" w:lineRule="auto"/>
         <w:rPr>
-          <w:rFonts w:ascii="Arial" w:hAnsi="Arial" w:cs="Arial"/>
+          <w:rFonts w:cs="Arial"/>
           <w:b/>
           <w:color w:val="000000"/>
           <w:sz w:val="24"/>
@@ -781,7 +753,7 @@
       </w:pPr>
       <w:r>
         <w:rPr>
-          <w:rFonts w:ascii="Arial" w:hAnsi="Arial" w:cs="Arial"/>
+          <w:rFonts w:cs="Arial"/>
           <w:b/>
           <w:color w:val="000000"/>
           <w:sz w:val="24"/>
@@ -833,7 +805,6 @@
           </w:tcPr>
           <w:p>
             <w:pPr>
-              <w:jc w:val="center"/>
               <w:rPr>
                 <w:rFonts w:cs="Times-Roman"/>
                 <w:sz w:val="14"/>
@@ -1140,7 +1111,6 @@
         <w:tc>
           <w:tcPr>
             <w:tcW w:w="3058" w:type="dxa"/>
-            <w:shd w:val="clear" w:color="auto" w:fill="auto"/>
             <w:vAlign w:val="center"/>
           </w:tcPr>
           <w:p>
@@ -1166,7 +1136,7 @@
     <w:p>
       <w:pPr>
         <w:rPr>
-          <w:rFonts w:ascii="Arial" w:hAnsi="Arial" w:cs="Arial"/>
+          <w:rFonts w:cs="Arial"/>
           <w:b/>
           <w:color w:val="000000"/>
           <w:sz w:val="24"/>
@@ -1175,7 +1145,7 @@
     </w:p>
     <w:p>
       <w:pPr>
-        <w:pStyle w:val="Puesto"/>
+        <w:pStyle w:val="Ttulo"/>
         <w:rPr>
           <w:rFonts w:eastAsiaTheme="minorHAnsi" w:cs="Arial"/>
           <w:color w:val="000000"/>
@@ -2505,27 +2475,921 @@
     </w:p>
     <w:p>
       <w:pPr>
-        <w:rPr>
-          <w:rFonts w:eastAsia="Times New Roman" w:cs="Arial"/>
-          <w:sz w:val="24"/>
-          <w:szCs w:val="32"/>
-        </w:rPr>
-      </w:pPr>
-    </w:p>
-    <w:p>
-      <w:pPr>
-        <w:jc w:val="center"/>
-        <w:rPr>
-          <w:b/>
-          <w:sz w:val="24"/>
-          <w:szCs w:val="24"/>
-          <w:u w:val="single"/>
-        </w:rPr>
-      </w:pPr>
+        <w:pStyle w:val="Ttulo1"/>
+      </w:pPr>
+    </w:p>
+    <w:p>
+      <w:pPr>
+        <w:pStyle w:val="Ttulo1"/>
+      </w:pPr>
+    </w:p>
+    <w:p>
+      <w:pPr>
+        <w:pStyle w:val="Ttulo1"/>
+        <w:spacing w:before="0" w:line="480" w:lineRule="auto"/>
+      </w:pPr>
+    </w:p>
+    <w:p/>
+    <w:p>
+      <w:pPr>
+        <w:pStyle w:val="Ttulo1"/>
+        <w:spacing w:before="0" w:line="480" w:lineRule="auto"/>
+        <w:rPr>
+          <w:rFonts w:ascii="Arial" w:hAnsi="Arial" w:cs="Arial"/>
+          <w:color w:val="auto"/>
+          <w:sz w:val="22"/>
+          <w:szCs w:val="22"/>
+        </w:rPr>
+      </w:pPr>
+      <w:r>
+        <w:rPr>
+          <w:rFonts w:ascii="Arial" w:hAnsi="Arial" w:cs="Arial"/>
+          <w:color w:val="auto"/>
+          <w:sz w:val="22"/>
+          <w:szCs w:val="22"/>
+        </w:rPr>
+        <w:lastRenderedPageBreak/>
+        <w:t>1. Antecedentes</w:t>
+      </w:r>
+    </w:p>
+    <w:p>
+      <w:pPr>
+        <w:spacing w:after="120" w:line="480" w:lineRule="auto"/>
+        <w:rPr>
+          <w:rFonts w:cs="Arial"/>
+        </w:rPr>
+      </w:pPr>
+      <w:r>
+        <w:rPr>
+          <w:rFonts w:cs="Arial"/>
+        </w:rPr>
+        <w:t>La conservación de lenguas originarias como el quechua y el aimara enfrenta problemas serios debido al desuso entre generaciones y la escasez de recursos educativos modernos. Los métodos tradicionales basados en libros o clases presenciales no logran captar el interés de los jóvenes.</w:t>
+      </w:r>
+    </w:p>
+    <w:p>
+      <w:pPr>
+        <w:spacing w:after="120" w:line="480" w:lineRule="auto"/>
+        <w:rPr>
+          <w:rFonts w:cs="Arial"/>
+        </w:rPr>
+      </w:pPr>
+      <w:r>
+        <w:rPr>
+          <w:rFonts w:cs="Arial"/>
+        </w:rPr>
+        <w:t>En la región sur del Perú, principalmente en Tacna, Puno y Cusco, estas lenguas representan la identidad cultural de la población. Sin embargo, los programas informáticos y herramientas de estudio en internet se centran de forma casi exclusiva en el idioma español, dejando de lado a las lenguas originarias.</w:t>
+      </w:r>
+    </w:p>
+    <w:p>
+      <w:pPr>
+        <w:pStyle w:val="Ttulo1"/>
+        <w:spacing w:before="0" w:line="480" w:lineRule="auto"/>
+        <w:rPr>
+          <w:rFonts w:ascii="Arial" w:hAnsi="Arial" w:cs="Arial"/>
+          <w:color w:val="auto"/>
+          <w:sz w:val="22"/>
+          <w:szCs w:val="22"/>
+        </w:rPr>
+      </w:pPr>
+      <w:r>
+        <w:rPr>
+          <w:rFonts w:ascii="Arial" w:hAnsi="Arial" w:cs="Arial"/>
+          <w:color w:val="auto"/>
+          <w:sz w:val="22"/>
+          <w:szCs w:val="22"/>
+        </w:rPr>
+        <w:t>2. Planteamiento del Problema</w:t>
+      </w:r>
+    </w:p>
+    <w:p>
+      <w:pPr>
+        <w:spacing w:after="120" w:line="480" w:lineRule="auto"/>
+        <w:rPr>
+          <w:rFonts w:cs="Arial"/>
+        </w:rPr>
+      </w:pPr>
+      <w:r>
+        <w:rPr>
+          <w:rFonts w:cs="Arial"/>
+        </w:rPr>
+        <w:t>2.1. Problema</w:t>
+      </w:r>
+    </w:p>
+    <w:p>
+      <w:pPr>
+        <w:spacing w:after="120" w:line="480" w:lineRule="auto"/>
+        <w:rPr>
+          <w:rFonts w:cs="Arial"/>
+        </w:rPr>
+      </w:pPr>
+      <w:r>
+        <w:rPr>
+          <w:rFonts w:cs="Arial"/>
+        </w:rPr>
+        <w:t>La falta de aplicaciones móviles dinámicas e interactivas adaptadas al quechua y al aimara limita el autoaprendizaje y reduce el interés de la población joven en preservar sus lenguas tradicionales.</w:t>
+      </w:r>
+    </w:p>
+    <w:p>
+      <w:pPr>
+        <w:spacing w:after="120" w:line="480" w:lineRule="auto"/>
+        <w:rPr>
+          <w:rFonts w:cs="Arial"/>
+        </w:rPr>
+      </w:pPr>
+      <w:r>
+        <w:rPr>
+          <w:rFonts w:cs="Arial"/>
+        </w:rPr>
+        <w:t>2.2. Justificación</w:t>
+      </w:r>
+    </w:p>
+    <w:p>
+      <w:pPr>
+        <w:spacing w:after="120" w:line="480" w:lineRule="auto"/>
+        <w:rPr>
+          <w:rFonts w:cs="Arial"/>
+        </w:rPr>
+      </w:pPr>
+      <w:r>
+        <w:rPr>
+          <w:rFonts w:cs="Arial"/>
+        </w:rPr>
+        <w:t>Este proyecto se justifica al integrar tecnologías móviles de uso diario con servicios de inteligencia artificial para el procesamiento de lenguaje. La aplicación ofrece una alternativa gratuita y accesible que estimula el autoaprendizaje mediante dinámicas de juego.</w:t>
+      </w:r>
+    </w:p>
+    <w:p>
+      <w:pPr>
+        <w:spacing w:after="120" w:line="480" w:lineRule="auto"/>
+        <w:rPr>
+          <w:rFonts w:cs="Arial"/>
+        </w:rPr>
+      </w:pPr>
+      <w:r>
+        <w:rPr>
+          <w:rFonts w:cs="Arial"/>
+        </w:rPr>
+        <w:t>2.3. Alcance</w:t>
+      </w:r>
+    </w:p>
+    <w:p>
+      <w:pPr>
+        <w:spacing w:after="120" w:line="480" w:lineRule="auto"/>
+        <w:rPr>
+          <w:rFonts w:cs="Arial"/>
+        </w:rPr>
+      </w:pPr>
+      <w:r>
+        <w:rPr>
+          <w:rFonts w:cs="Arial"/>
+        </w:rPr>
+        <w:t>La aplicación funciona en dispositivos móviles Android (desde la versión 8.0 en adelante). Permite el registro de usuarios, el acceso a guías de aprendizaje con reproducción de pronunciación de audio, la resolución de evaluaciones de práctica, la interacción con un chat educativo de soporte y la participación en un minijuego de Wordle bilingüe que registra puntajes en una tabla de clasificación general.</w:t>
+      </w:r>
+    </w:p>
+    <w:p>
+      <w:pPr>
+        <w:pStyle w:val="Ttulo1"/>
+        <w:spacing w:before="0" w:line="480" w:lineRule="auto"/>
+        <w:rPr>
+          <w:rFonts w:ascii="Arial" w:hAnsi="Arial" w:cs="Arial"/>
+          <w:color w:val="auto"/>
+          <w:sz w:val="22"/>
+          <w:szCs w:val="22"/>
+        </w:rPr>
+      </w:pPr>
+      <w:r>
+        <w:rPr>
+          <w:rFonts w:ascii="Arial" w:hAnsi="Arial" w:cs="Arial"/>
+          <w:color w:val="auto"/>
+          <w:sz w:val="22"/>
+          <w:szCs w:val="22"/>
+        </w:rPr>
+        <w:lastRenderedPageBreak/>
+        <w:t>3. Objetivos</w:t>
+      </w:r>
+    </w:p>
+    <w:p>
+      <w:pPr>
+        <w:spacing w:after="120" w:line="480" w:lineRule="auto"/>
+        <w:rPr>
+          <w:rFonts w:cs="Arial"/>
+        </w:rPr>
+      </w:pPr>
+      <w:r>
+        <w:rPr>
+          <w:rFonts w:cs="Arial"/>
+        </w:rPr>
+        <w:t>3.1. Objetivo General</w:t>
+      </w:r>
+    </w:p>
+    <w:p>
+      <w:pPr>
+        <w:spacing w:after="120" w:line="480" w:lineRule="auto"/>
+        <w:rPr>
+          <w:rFonts w:cs="Arial"/>
+        </w:rPr>
+      </w:pPr>
+      <w:r>
+        <w:rPr>
+          <w:rFonts w:cs="Arial"/>
+        </w:rPr>
+        <w:t>Desarrollar una aplicación móvil interactiva que incorpore servicios de inteligencia artificial para facilitar el autoaprendizaje del quechua y el aimara.</w:t>
+      </w:r>
+    </w:p>
+    <w:p>
+      <w:pPr>
+        <w:spacing w:after="120" w:line="480" w:lineRule="auto"/>
+        <w:rPr>
+          <w:rFonts w:cs="Arial"/>
+        </w:rPr>
+      </w:pPr>
+      <w:r>
+        <w:rPr>
+          <w:rFonts w:cs="Arial"/>
+        </w:rPr>
+        <w:t>3.2. Objetivos Específicos</w:t>
+      </w:r>
+    </w:p>
+    <w:p>
+      <w:pPr>
+        <w:spacing w:after="120" w:line="480" w:lineRule="auto"/>
+        <w:rPr>
+          <w:rFonts w:cs="Arial"/>
+        </w:rPr>
+      </w:pPr>
+      <w:r>
+        <w:rPr>
+          <w:rFonts w:cs="Arial"/>
+        </w:rPr>
+        <w:t>1. Crear una interfaz visual adaptable y sencilla que permita navegar fácilmente entre lecciones y evaluaciones.</w:t>
+      </w:r>
+    </w:p>
+    <w:p>
+      <w:pPr>
+        <w:spacing w:after="120" w:line="480" w:lineRule="auto"/>
+        <w:rPr>
+          <w:rFonts w:cs="Arial"/>
+        </w:rPr>
+      </w:pPr>
+      <w:r>
+        <w:rPr>
+          <w:rFonts w:cs="Arial"/>
+        </w:rPr>
+        <w:t>2. Incorporar un motor de síntesis de voz (TTS) para reproducir la pronunciación correcta del vocabulario de las lecciones.</w:t>
+      </w:r>
+    </w:p>
+    <w:p>
+      <w:pPr>
+        <w:spacing w:after="120" w:line="480" w:lineRule="auto"/>
+        <w:rPr>
+          <w:rFonts w:cs="Arial"/>
+        </w:rPr>
+      </w:pPr>
+      <w:r>
+        <w:rPr>
+          <w:rFonts w:cs="Arial"/>
+        </w:rPr>
+        <w:t>3. Conectar un chatbot conversacional bilingüe que responda dudas y corrija los textos escritos por el estudiante.</w:t>
+      </w:r>
+    </w:p>
+    <w:p>
+      <w:pPr>
+        <w:spacing w:after="120" w:line="480" w:lineRule="auto"/>
+        <w:rPr>
+          <w:rFonts w:cs="Arial"/>
+        </w:rPr>
+      </w:pPr>
+      <w:r>
+        <w:rPr>
+          <w:rFonts w:cs="Arial"/>
+        </w:rPr>
+        <w:t>4. Diseñar un juego interactivo de Wordle con generación de pistas automáticas mediante inteligencia artificial para reforzar el vocabulario.</w:t>
+      </w:r>
+    </w:p>
+    <w:p>
+      <w:pPr>
+        <w:spacing w:after="120" w:line="480" w:lineRule="auto"/>
+        <w:rPr>
+          <w:rFonts w:cs="Arial"/>
+        </w:rPr>
+      </w:pPr>
+      <w:r>
+        <w:rPr>
+          <w:rFonts w:cs="Arial"/>
+        </w:rPr>
+        <w:t>5. Almacenar el puntaje y el progreso de los usuarios en una base de datos en tiempo real para habilitar una lista de clasificación ordenada.</w:t>
+      </w:r>
+    </w:p>
+    <w:p>
+      <w:pPr>
+        <w:pStyle w:val="Ttulo1"/>
+        <w:spacing w:before="0" w:line="480" w:lineRule="auto"/>
+        <w:rPr>
+          <w:rFonts w:ascii="Arial" w:hAnsi="Arial" w:cs="Arial"/>
+          <w:color w:val="auto"/>
+          <w:sz w:val="22"/>
+          <w:szCs w:val="22"/>
+        </w:rPr>
+      </w:pPr>
+      <w:r>
+        <w:rPr>
+          <w:rFonts w:ascii="Arial" w:hAnsi="Arial" w:cs="Arial"/>
+          <w:color w:val="auto"/>
+          <w:sz w:val="22"/>
+          <w:szCs w:val="22"/>
+        </w:rPr>
+        <w:t>4. Marco Teórico</w:t>
+      </w:r>
+    </w:p>
+    <w:p>
+      <w:pPr>
+        <w:spacing w:after="120" w:line="480" w:lineRule="auto"/>
+        <w:rPr>
+          <w:rFonts w:cs="Arial"/>
+        </w:rPr>
+      </w:pPr>
+      <w:r>
+        <w:rPr>
+          <w:rFonts w:cs="Arial"/>
+        </w:rPr>
+        <w:t>El desarrollo nativo en Kotlin junto con Jetpack Compose permite construir una interfaz rápida y de bajo consumo en dispositivos Android.</w:t>
+      </w:r>
+    </w:p>
+    <w:p>
+      <w:pPr>
+        <w:spacing w:after="120" w:line="480" w:lineRule="auto"/>
+        <w:rPr>
+          <w:rFonts w:cs="Arial"/>
+        </w:rPr>
+      </w:pPr>
+      <w:r>
+        <w:rPr>
+          <w:rFonts w:cs="Arial"/>
+        </w:rPr>
+        <w:t>Firebase Authentication maneja el acceso de usuarios con cuentas de Google, mientras que Firebase Realtime Database guarda el progreso y las calificaciones de forma instantánea.</w:t>
+      </w:r>
+    </w:p>
+    <w:p>
+      <w:pPr>
+        <w:spacing w:after="120" w:line="480" w:lineRule="auto"/>
+        <w:rPr>
+          <w:rFonts w:cs="Arial"/>
+        </w:rPr>
+      </w:pPr>
+      <w:r>
+        <w:rPr>
+          <w:rFonts w:cs="Arial"/>
+        </w:rPr>
+        <w:t>La API de OpenAI procesa los mensajes del chatbot y genera pistas para el juego bilingüe. Esta comunicación se realiza de forma segura mediante Cloud Functions, evitando exponer las claves de acceso en el teléfono del usuario.</w:t>
+      </w:r>
+    </w:p>
+    <w:p>
+      <w:pPr>
+        <w:spacing w:after="120" w:line="480" w:lineRule="auto"/>
+        <w:rPr>
+          <w:rFonts w:cs="Arial"/>
+        </w:rPr>
+      </w:pPr>
+      <w:r>
+        <w:rPr>
+          <w:rFonts w:cs="Arial"/>
+        </w:rPr>
+        <w:lastRenderedPageBreak/>
+        <w:t>El motor local de síntesis de voz de Android (Text To Speech) traduce texto a sonido nativo para guiar al estudiante en la pronunciación correcta.</w:t>
+      </w:r>
+    </w:p>
+    <w:p>
+      <w:pPr>
+        <w:pStyle w:val="Ttulo1"/>
+        <w:spacing w:before="0" w:line="480" w:lineRule="auto"/>
+        <w:rPr>
+          <w:rFonts w:ascii="Arial" w:hAnsi="Arial" w:cs="Arial"/>
+          <w:color w:val="auto"/>
+          <w:sz w:val="22"/>
+          <w:szCs w:val="22"/>
+        </w:rPr>
+      </w:pPr>
+      <w:r>
+        <w:rPr>
+          <w:rFonts w:ascii="Arial" w:hAnsi="Arial" w:cs="Arial"/>
+          <w:color w:val="auto"/>
+          <w:sz w:val="22"/>
+          <w:szCs w:val="22"/>
+        </w:rPr>
+        <w:t>5. Desarrollo de la Solución</w:t>
+      </w:r>
+    </w:p>
+    <w:p>
+      <w:pPr>
+        <w:spacing w:after="120" w:line="480" w:lineRule="auto"/>
+        <w:rPr>
+          <w:rFonts w:cs="Arial"/>
+        </w:rPr>
+      </w:pPr>
+      <w:r>
+        <w:rPr>
+          <w:rFonts w:cs="Arial"/>
+        </w:rPr>
+        <w:t>5.1. Análisis de Factibilidad</w:t>
+      </w:r>
+    </w:p>
+    <w:p>
+      <w:pPr>
+        <w:spacing w:after="120" w:line="480" w:lineRule="auto"/>
+        <w:rPr>
+          <w:rFonts w:cs="Arial"/>
+        </w:rPr>
+      </w:pPr>
+      <w:r>
+        <w:rPr>
+          <w:rFonts w:cs="Arial"/>
+        </w:rPr>
+        <w:t>Factibilidad Técnica: El equipo tiene la capacidad técnica necesaria y cuenta con las herramientas y servicios de nube requeridos para la construcción de la aplicación.</w:t>
+      </w:r>
+    </w:p>
+    <w:p>
+      <w:pPr>
+        <w:spacing w:after="120" w:line="480" w:lineRule="auto"/>
+        <w:rPr>
+          <w:rFonts w:cs="Arial"/>
+        </w:rPr>
+      </w:pPr>
+      <w:r>
+        <w:rPr>
+          <w:rFonts w:cs="Arial"/>
+        </w:rPr>
+        <w:t>Factibilidad Económica: Con una inversión inicial de S/. 5,993.00 y egresos operativos anuales de S/. 4,080.00, el proyecto genera ingresos de S/. 7,200.00 al año. Esto resulta en un retorno de inversión positivo con un VAN de S/. 2,047.54 y una TIR de 26%.</w:t>
+      </w:r>
+    </w:p>
+    <w:p>
+      <w:pPr>
+        <w:spacing w:after="120" w:line="480" w:lineRule="auto"/>
+        <w:rPr>
+          <w:rFonts w:cs="Arial"/>
+        </w:rPr>
+      </w:pPr>
+      <w:r>
+        <w:rPr>
+          <w:rFonts w:cs="Arial"/>
+        </w:rPr>
+        <w:t>Factibilidad Operativa: La aplicación funciona de forma automática, sin requerir personal de administración constante para el aprendizaje diario del alumno.</w:t>
+      </w:r>
+    </w:p>
+    <w:p>
+      <w:pPr>
+        <w:spacing w:after="120" w:line="480" w:lineRule="auto"/>
+        <w:rPr>
+          <w:rFonts w:cs="Arial"/>
+        </w:rPr>
+      </w:pPr>
+      <w:r>
+        <w:rPr>
+          <w:rFonts w:cs="Arial"/>
+        </w:rPr>
+        <w:t>Factibilidad Social: El proyecto promueve el rescate cultural y facilita el acceso gratuito a herramientas educativas a poblaciones rurales.</w:t>
+      </w:r>
+    </w:p>
+    <w:p>
+      <w:pPr>
+        <w:spacing w:after="120" w:line="480" w:lineRule="auto"/>
+        <w:rPr>
+          <w:rFonts w:cs="Arial"/>
+        </w:rPr>
+      </w:pPr>
+      <w:r>
+        <w:rPr>
+          <w:rFonts w:cs="Arial"/>
+        </w:rPr>
+        <w:t>Factibilidad Legal: El sistema cumple con las leyes de protección de datos personales de Perú al usar Firebase para la gestión de cuentas.</w:t>
+      </w:r>
+    </w:p>
+    <w:p>
+      <w:pPr>
+        <w:spacing w:after="120" w:line="480" w:lineRule="auto"/>
+        <w:rPr>
+          <w:rFonts w:cs="Arial"/>
+        </w:rPr>
+      </w:pPr>
+      <w:r>
+        <w:rPr>
+          <w:rFonts w:cs="Arial"/>
+        </w:rPr>
+        <w:t>Factibilidad Ambiental: El uso de una aplicación digital disminuye la necesidad de imprimir guías de papel y exámenes.</w:t>
+      </w:r>
+    </w:p>
+    <w:p>
+      <w:pPr>
+        <w:spacing w:after="120" w:line="480" w:lineRule="auto"/>
+        <w:rPr>
+          <w:rFonts w:cs="Arial"/>
+        </w:rPr>
+      </w:pPr>
+      <w:r>
+        <w:rPr>
+          <w:rFonts w:cs="Arial"/>
+        </w:rPr>
+        <w:t>5.2. Tecnología de Desarrollo</w:t>
+      </w:r>
+    </w:p>
+    <w:p>
+      <w:pPr>
+        <w:spacing w:after="120" w:line="480" w:lineRule="auto"/>
+        <w:rPr>
+          <w:rFonts w:cs="Arial"/>
+        </w:rPr>
+      </w:pPr>
+      <w:r>
+        <w:rPr>
+          <w:rFonts w:cs="Arial"/>
+        </w:rPr>
+        <w:t>La aplicación móvil está construida con arquitectura limpia y patrón MVVM. Los datos se obtienen de Firebase Realtime Database y se muestran mediante componentes interactivos reactivos.</w:t>
+      </w:r>
+    </w:p>
+    <w:p>
+      <w:pPr>
+        <w:spacing w:after="120" w:line="480" w:lineRule="auto"/>
+        <w:rPr>
+          <w:rFonts w:cs="Arial"/>
+        </w:rPr>
+      </w:pPr>
+      <w:r>
+        <w:rPr>
+          <w:rFonts w:cs="Arial"/>
+        </w:rPr>
+        <w:t>5.3. Metodología de Implementación</w:t>
+      </w:r>
+    </w:p>
+    <w:p>
+      <w:pPr>
+        <w:spacing w:after="120" w:line="480" w:lineRule="auto"/>
+        <w:rPr>
+          <w:rFonts w:cs="Arial"/>
+        </w:rPr>
+      </w:pPr>
+      <w:r>
+        <w:rPr>
+          <w:rFonts w:cs="Arial"/>
+        </w:rPr>
+        <w:lastRenderedPageBreak/>
+        <w:t>Se utilizó la metodología ágil SCRUM, organizando el desarrollo en tres iteraciones o sprints de cuatro semanas de duración. En cada iteración se completaron módulos probados de la aplicación.</w:t>
+      </w:r>
+    </w:p>
+    <w:p>
+      <w:pPr>
+        <w:pStyle w:val="Ttulo1"/>
+        <w:spacing w:before="0" w:line="480" w:lineRule="auto"/>
+        <w:rPr>
+          <w:rFonts w:ascii="Arial" w:hAnsi="Arial" w:cs="Arial"/>
+          <w:color w:val="auto"/>
+          <w:sz w:val="22"/>
+          <w:szCs w:val="22"/>
+        </w:rPr>
+      </w:pPr>
+      <w:r>
+        <w:rPr>
+          <w:rFonts w:ascii="Arial" w:hAnsi="Arial" w:cs="Arial"/>
+          <w:color w:val="auto"/>
+          <w:sz w:val="22"/>
+          <w:szCs w:val="22"/>
+        </w:rPr>
+        <w:t>6. Cronograma</w:t>
+      </w:r>
+    </w:p>
+    <w:p>
+      <w:pPr>
+        <w:spacing w:after="120" w:line="480" w:lineRule="auto"/>
+        <w:rPr>
+          <w:rFonts w:cs="Arial"/>
+        </w:rPr>
+      </w:pPr>
+      <w:r>
+        <w:rPr>
+          <w:rFonts w:cs="Arial"/>
+        </w:rPr>
+        <w:t>El proyecto se ejecutó en doce semanas:</w:t>
+      </w:r>
+    </w:p>
+    <w:p>
+      <w:pPr>
+        <w:spacing w:after="120" w:line="480" w:lineRule="auto"/>
+        <w:rPr>
+          <w:rFonts w:cs="Arial"/>
+        </w:rPr>
+      </w:pPr>
+      <w:r>
+        <w:rPr>
+          <w:rFonts w:cs="Arial"/>
+        </w:rPr>
+        <w:t>Semanas 1 a 4 (Sprint 1): Configuración de Firebase y desarrollo del inicio de sesión (RF-01 y RF-02).</w:t>
+      </w:r>
+    </w:p>
+    <w:p>
+      <w:pPr>
+        <w:spacing w:after="120" w:line="480" w:lineRule="auto"/>
+        <w:rPr>
+          <w:rFonts w:cs="Arial"/>
+        </w:rPr>
+      </w:pPr>
+      <w:r>
+        <w:rPr>
+          <w:rFonts w:cs="Arial"/>
+        </w:rPr>
+        <w:t>Semanas 5 a 8 (Sprint 2): Implementación de guías de temas, reproducción de pronunciación y módulo de exámenes (RF-03 a RF-07).</w:t>
+      </w:r>
+    </w:p>
+    <w:p>
+      <w:pPr>
+        <w:spacing w:after="120" w:line="480" w:lineRule="auto"/>
+        <w:rPr>
+          <w:rFonts w:cs="Arial"/>
+        </w:rPr>
+      </w:pPr>
+      <w:r>
+        <w:rPr>
+          <w:rFonts w:cs="Arial"/>
+        </w:rPr>
+        <w:t>Semanas 9 a 12 (Sprint 3): Integración de chat con inteligencia artificial, juego de Wordle y ranking general (RF-08 a RF-12).</w:t>
+      </w:r>
+    </w:p>
+    <w:p>
+      <w:pPr>
+        <w:pStyle w:val="Ttulo1"/>
+        <w:spacing w:before="0" w:line="480" w:lineRule="auto"/>
+        <w:rPr>
+          <w:rFonts w:ascii="Arial" w:hAnsi="Arial" w:cs="Arial"/>
+          <w:color w:val="auto"/>
+          <w:sz w:val="22"/>
+          <w:szCs w:val="22"/>
+        </w:rPr>
+      </w:pPr>
+      <w:r>
+        <w:rPr>
+          <w:rFonts w:ascii="Arial" w:hAnsi="Arial" w:cs="Arial"/>
+          <w:color w:val="auto"/>
+          <w:sz w:val="22"/>
+          <w:szCs w:val="22"/>
+        </w:rPr>
+        <w:t>7. Presupuesto</w:t>
+      </w:r>
+    </w:p>
+    <w:p>
+      <w:pPr>
+        <w:spacing w:after="120" w:line="480" w:lineRule="auto"/>
+        <w:rPr>
+          <w:rFonts w:cs="Arial"/>
+        </w:rPr>
+      </w:pPr>
+      <w:r>
+        <w:rPr>
+          <w:rFonts w:cs="Arial"/>
+        </w:rPr>
+        <w:t>La inversión total para el desarrollo y operación inicial del sistema asciende a S/. 5,993.00. Este monto se distribuye de la siguiente manera:</w:t>
+      </w:r>
+    </w:p>
+    <w:p>
+      <w:pPr>
+        <w:spacing w:after="120" w:line="480" w:lineRule="auto"/>
+        <w:rPr>
+          <w:rFonts w:cs="Arial"/>
+        </w:rPr>
+      </w:pPr>
+      <w:r>
+        <w:rPr>
+          <w:rFonts w:cs="Arial"/>
+        </w:rPr>
+        <w:t>- Equipos de desarrollo: S/. 3,800.00</w:t>
+      </w:r>
+    </w:p>
+    <w:p>
+      <w:pPr>
+        <w:spacing w:after="120" w:line="480" w:lineRule="auto"/>
+        <w:rPr>
+          <w:rFonts w:cs="Arial"/>
+        </w:rPr>
+      </w:pPr>
+      <w:r>
+        <w:rPr>
+          <w:rFonts w:cs="Arial"/>
+        </w:rPr>
+        <w:t>- Servicios de la nube y APIs externas: S/. 240.00</w:t>
+      </w:r>
+    </w:p>
+    <w:p>
+      <w:pPr>
+        <w:spacing w:after="120" w:line="480" w:lineRule="auto"/>
+        <w:rPr>
+          <w:rFonts w:cs="Arial"/>
+        </w:rPr>
+      </w:pPr>
+      <w:r>
+        <w:rPr>
+          <w:rFonts w:cs="Arial"/>
+        </w:rPr>
+        <w:t>- Mano de obra del equipo técnico: S/. 1,908.00</w:t>
+      </w:r>
+    </w:p>
+    <w:p>
+      <w:pPr>
+        <w:spacing w:after="120" w:line="480" w:lineRule="auto"/>
+        <w:rPr>
+          <w:rFonts w:cs="Arial"/>
+        </w:rPr>
+      </w:pPr>
+      <w:r>
+        <w:rPr>
+          <w:rFonts w:cs="Arial"/>
+        </w:rPr>
+        <w:t>- Gastos de oficina y papelería: S/. 45.00</w:t>
+      </w:r>
+    </w:p>
+    <w:p>
+      <w:pPr>
+        <w:pStyle w:val="Ttulo1"/>
+        <w:spacing w:before="0" w:line="480" w:lineRule="auto"/>
+        <w:rPr>
+          <w:rFonts w:ascii="Arial" w:hAnsi="Arial" w:cs="Arial"/>
+          <w:color w:val="auto"/>
+          <w:sz w:val="22"/>
+          <w:szCs w:val="22"/>
+        </w:rPr>
+      </w:pPr>
+      <w:r>
+        <w:rPr>
+          <w:rFonts w:ascii="Arial" w:hAnsi="Arial" w:cs="Arial"/>
+          <w:color w:val="auto"/>
+          <w:sz w:val="22"/>
+          <w:szCs w:val="22"/>
+        </w:rPr>
+        <w:t>8. Conclusiones</w:t>
+      </w:r>
+    </w:p>
+    <w:p>
+      <w:pPr>
+        <w:spacing w:after="120" w:line="480" w:lineRule="auto"/>
+        <w:rPr>
+          <w:rFonts w:cs="Arial"/>
+        </w:rPr>
+      </w:pPr>
+      <w:r>
+        <w:rPr>
+          <w:rFonts w:cs="Arial"/>
+        </w:rPr>
+        <w:t>El uso de inteligencia artificial en teléfonos móviles es viable y facilita el autoaprendizaje de idiomas locales al dar respuestas y explicaciones inmediatas.</w:t>
+      </w:r>
+    </w:p>
+    <w:p>
+      <w:pPr>
+        <w:spacing w:after="120" w:line="480" w:lineRule="auto"/>
+        <w:rPr>
+          <w:rFonts w:cs="Arial"/>
+        </w:rPr>
+      </w:pPr>
+      <w:r>
+        <w:rPr>
+          <w:rFonts w:cs="Arial"/>
+        </w:rPr>
+        <w:t>El proyecto demuestra viabilidad financiera, sustentado en la reducción del costo de materiales de estudio tradicionales y el enganche de los alumnos con dinámicas de juego.</w:t>
+      </w:r>
+    </w:p>
+    <w:p>
+      <w:pPr>
+        <w:pStyle w:val="Ttulo1"/>
+        <w:spacing w:before="0" w:line="480" w:lineRule="auto"/>
+        <w:rPr>
+          <w:rFonts w:ascii="Arial" w:hAnsi="Arial" w:cs="Arial"/>
+          <w:color w:val="auto"/>
+          <w:sz w:val="22"/>
+          <w:szCs w:val="22"/>
+        </w:rPr>
+      </w:pPr>
+      <w:r>
+        <w:rPr>
+          <w:rFonts w:ascii="Arial" w:hAnsi="Arial" w:cs="Arial"/>
+          <w:color w:val="auto"/>
+          <w:sz w:val="22"/>
+          <w:szCs w:val="22"/>
+        </w:rPr>
+        <w:lastRenderedPageBreak/>
+        <w:t>9. Recomendaciones</w:t>
+      </w:r>
+    </w:p>
+    <w:p>
+      <w:pPr>
+        <w:spacing w:after="120" w:line="480" w:lineRule="auto"/>
+        <w:rPr>
+          <w:rFonts w:cs="Arial"/>
+        </w:rPr>
+      </w:pPr>
+      <w:r>
+        <w:rPr>
+          <w:rFonts w:cs="Arial"/>
+        </w:rPr>
+        <w:t>Se recomienda agregar una base de datos local para que las lecciones funcionen sin internet en áreas con mala cobertura de red.</w:t>
+      </w:r>
+    </w:p>
+    <w:p>
+      <w:pPr>
+        <w:spacing w:after="120" w:line="480" w:lineRule="auto"/>
+        <w:rPr>
+          <w:rFonts w:cs="Arial"/>
+        </w:rPr>
+      </w:pPr>
+      <w:r>
+        <w:rPr>
+          <w:rFonts w:cs="Arial"/>
+        </w:rPr>
+        <w:t>Se sugiere trabajar en conjunto con docentes bilingües certificados para expandir de forma constante el número de palabras y lecciones disponibles en la aplicación.</w:t>
+      </w:r>
+    </w:p>
+    <w:p>
+      <w:pPr>
+        <w:pStyle w:val="Ttulo1"/>
+        <w:spacing w:before="0" w:line="480" w:lineRule="auto"/>
+        <w:rPr>
+          <w:rFonts w:ascii="Arial" w:hAnsi="Arial" w:cs="Arial"/>
+          <w:color w:val="auto"/>
+          <w:sz w:val="22"/>
+          <w:szCs w:val="22"/>
+          <w:lang w:val="en-US"/>
+        </w:rPr>
+      </w:pPr>
+      <w:r>
+        <w:rPr>
+          <w:rFonts w:ascii="Arial" w:hAnsi="Arial" w:cs="Arial"/>
+          <w:color w:val="auto"/>
+          <w:sz w:val="22"/>
+          <w:szCs w:val="22"/>
+          <w:lang w:val="en-US"/>
+        </w:rPr>
+        <w:t xml:space="preserve">10. </w:t>
+      </w:r>
+      <w:proofErr w:type="spellStart"/>
+      <w:r>
+        <w:rPr>
+          <w:rFonts w:ascii="Arial" w:hAnsi="Arial" w:cs="Arial"/>
+          <w:color w:val="auto"/>
+          <w:sz w:val="22"/>
+          <w:szCs w:val="22"/>
+          <w:lang w:val="en-US"/>
+        </w:rPr>
+        <w:t>Bibliografía</w:t>
+      </w:r>
+      <w:proofErr w:type="spellEnd"/>
+    </w:p>
+    <w:p>
+      <w:pPr>
+        <w:spacing w:after="120" w:line="480" w:lineRule="auto"/>
+        <w:rPr>
+          <w:rFonts w:cs="Arial"/>
+          <w:lang w:val="en-US"/>
+        </w:rPr>
+      </w:pPr>
+      <w:r>
+        <w:rPr>
+          <w:rFonts w:cs="Arial"/>
+          <w:lang w:val="en-US"/>
+        </w:rPr>
+        <w:t>1. Fowler, M. (2018). Refactoring: Improving the Design of Existing Code. Addison-Wesley.</w:t>
+      </w:r>
+    </w:p>
+    <w:p>
+      <w:pPr>
+        <w:spacing w:after="120" w:line="480" w:lineRule="auto"/>
+        <w:rPr>
+          <w:rFonts w:cs="Arial"/>
+          <w:lang w:val="en-US"/>
+        </w:rPr>
+      </w:pPr>
+      <w:r>
+        <w:rPr>
+          <w:rFonts w:cs="Arial"/>
+          <w:lang w:val="en-US"/>
+        </w:rPr>
+        <w:t>2. Google Android Developers. (2025). Jetpack Compose Architecture and Best Practices Guide.</w:t>
+      </w:r>
+    </w:p>
+    <w:p>
+      <w:pPr>
+        <w:spacing w:after="120" w:line="480" w:lineRule="auto"/>
+        <w:rPr>
+          <w:lang w:val="en-US"/>
+        </w:rPr>
+      </w:pPr>
+      <w:r>
+        <w:rPr>
+          <w:rFonts w:cs="Arial"/>
+          <w:lang w:val="en-US"/>
+        </w:rPr>
+        <w:t xml:space="preserve">3. Firebase documentation. (2025). Realtime Database Security Rules and Data </w:t>
+      </w:r>
+      <w:r>
+        <w:rPr>
+          <w:lang w:val="en-US"/>
+        </w:rPr>
+        <w:t>Sizing.</w:t>
+      </w:r>
     </w:p>
     <w:sectPr>
-      <w:headerReference w:type="default" r:id="rId8"/>
-      <w:footerReference w:type="default" r:id="rId9"/>
+      <w:footerReference w:type="default" r:id="rId8"/>
       <w:pgSz w:w="11906" w:h="16838"/>
       <w:pgMar w:top="1417" w:right="1701" w:bottom="1417" w:left="1701" w:header="708" w:footer="708" w:gutter="0"/>
       <w:cols w:space="708"/>
@@ -2537,7 +3401,7 @@
 </file>
 
 <file path=word/endnotes.xml><?xml version="1.0" encoding="utf-8"?>
-<w:endnotes xmlns:wpc="http://schemas.microsoft.com/office/word/2010/wordprocessingCanvas" xmlns:mc="http://schemas.openxmlformats.org/markup-compatibility/2006" xmlns:o="urn:schemas-microsoft-com:office:office" xmlns:r="http://schemas.openxmlformats.org/officeDocument/2006/relationships" xmlns:m="http://schemas.openxmlformats.org/officeDocument/2006/math" xmlns:v="urn:schemas-microsoft-com:vml" xmlns:wp14="http://schemas.microsoft.com/office/word/2010/wordprocessingDrawing" xmlns:wp="http://schemas.openxmlformats.org/drawingml/2006/wordprocessingDrawing" xmlns:w10="urn:schemas-microsoft-com:office:word" xmlns:w="http://schemas.openxmlformats.org/wordprocessingml/2006/main" xmlns:w14="http://schemas.microsoft.com/office/word/2010/wordml" xmlns:w15="http://schemas.microsoft.com/office/word/2012/wordml" xmlns:wpg="http://schemas.microsoft.com/office/word/2010/wordprocessingGroup" xmlns:wpi="http://schemas.microsoft.com/office/word/2010/wordprocessingInk" xmlns:wne="http://schemas.microsoft.com/office/word/2006/wordml" xmlns:wps="http://schemas.microsoft.com/office/word/2010/wordprocessingShape" mc:Ignorable="w14 w15 wp14">
+<w:endnotes xmlns:wpc="http://schemas.microsoft.com/office/word/2010/wordprocessingCanvas" xmlns:cx="http://schemas.microsoft.com/office/drawing/2014/chartex" xmlns:cx1="http://schemas.microsoft.com/office/drawing/2015/9/8/chartex" xmlns:cx2="http://schemas.microsoft.com/office/drawing/2015/10/21/chartex" xmlns:cx3="http://schemas.microsoft.com/office/drawing/2016/5/9/chartex" xmlns:cx4="http://schemas.microsoft.com/office/drawing/2016/5/10/chartex" xmlns:cx5="http://schemas.microsoft.com/office/drawing/2016/5/11/chartex" xmlns:cx6="http://schemas.microsoft.com/office/drawing/2016/5/12/chartex" xmlns:cx7="http://schemas.microsoft.com/office/drawing/2016/5/13/chartex" xmlns:cx8="http://schemas.microsoft.com/office/drawing/2016/5/14/chartex" xmlns:mc="http://schemas.openxmlformats.org/markup-compatibility/2006" xmlns:aink="http://schemas.microsoft.com/office/drawing/2016/ink" xmlns:am3d="http://schemas.microsoft.com/office/drawing/2017/model3d" xmlns:o="urn:schemas-microsoft-com:office:office" xmlns:oel="http://schemas.microsoft.com/office/2019/extlst" xmlns:r="http://schemas.openxmlformats.org/officeDocument/2006/relationships" xmlns:m="http://schemas.openxmlformats.org/officeDocument/2006/math" xmlns:v="urn:schemas-microsoft-com:vml" xmlns:wp14="http://schemas.microsoft.com/office/word/2010/wordprocessingDrawing" xmlns:wp="http://schemas.openxmlformats.org/drawingml/2006/wordprocessingDrawing" xmlns:w10="urn:schemas-microsoft-com:office:word" xmlns:w="http://schemas.openxmlformats.org/wordprocessingml/2006/main" xmlns:w14="http://schemas.microsoft.com/office/word/2010/wordml" xmlns:w15="http://schemas.microsoft.com/office/word/2012/wordml" xmlns:w16cei="http://schemas.microsoft.com/office/word/2026/wordml/cei" xmlns:w16cex="http://schemas.microsoft.com/office/word/2018/wordml/cex" xmlns:w16cid="http://schemas.microsoft.com/office/word/2016/wordml/cid" xmlns:w16="http://schemas.microsoft.com/office/word/2018/wordml" xmlns:w16du="http://schemas.microsoft.com/office/word/2023/wordml/word16du" xmlns:w16sdtdh="http://schemas.microsoft.com/office/word/2020/wordml/sdtdatahash" xmlns:w16sdtfl="http://schemas.microsoft.com/office/word/2024/wordml/sdtformatlock" xmlns:w16se="http://schemas.microsoft.com/office/word/2015/wordml/symex" xmlns:wpg="http://schemas.microsoft.com/office/word/2010/wordprocessingGroup" xmlns:wpi="http://schemas.microsoft.com/office/word/2010/wordprocessingInk" xmlns:wne="http://schemas.microsoft.com/office/word/2006/wordml" xmlns:wps="http://schemas.microsoft.com/office/word/2010/wordprocessingShape" mc:Ignorable="w14 w15 w16se w16cid w16 w16cex w16sdtdh w16sdtfl w16du wp14">
   <w:endnote w:type="separator" w:id="-1">
     <w:p>
       <w:pPr>
@@ -2562,7 +3426,7 @@
 </file>
 
 <file path=word/footer1.xml><?xml version="1.0" encoding="utf-8"?>
-<w:ftr xmlns:wpc="http://schemas.microsoft.com/office/word/2010/wordprocessingCanvas" xmlns:mc="http://schemas.openxmlformats.org/markup-compatibility/2006" xmlns:o="urn:schemas-microsoft-com:office:office" xmlns:r="http://schemas.openxmlformats.org/officeDocument/2006/relationships" xmlns:m="http://schemas.openxmlformats.org/officeDocument/2006/math" xmlns:v="urn:schemas-microsoft-com:vml" xmlns:wp14="http://schemas.microsoft.com/office/word/2010/wordprocessingDrawing" xmlns:wp="http://schemas.openxmlformats.org/drawingml/2006/wordprocessingDrawing" xmlns:w10="urn:schemas-microsoft-com:office:word" xmlns:w="http://schemas.openxmlformats.org/wordprocessingml/2006/main" xmlns:w14="http://schemas.microsoft.com/office/word/2010/wordml" xmlns:w15="http://schemas.microsoft.com/office/word/2012/wordml" xmlns:wpg="http://schemas.microsoft.com/office/word/2010/wordprocessingGroup" xmlns:wpi="http://schemas.microsoft.com/office/word/2010/wordprocessingInk" xmlns:wne="http://schemas.microsoft.com/office/word/2006/wordml" xmlns:wps="http://schemas.microsoft.com/office/word/2010/wordprocessingShape" mc:Ignorable="w14 w15 wp14">
+<w:ftr xmlns:wpc="http://schemas.microsoft.com/office/word/2010/wordprocessingCanvas" xmlns:cx="http://schemas.microsoft.com/office/drawing/2014/chartex" xmlns:cx1="http://schemas.microsoft.com/office/drawing/2015/9/8/chartex" xmlns:cx2="http://schemas.microsoft.com/office/drawing/2015/10/21/chartex" xmlns:cx3="http://schemas.microsoft.com/office/drawing/2016/5/9/chartex" xmlns:cx4="http://schemas.microsoft.com/office/drawing/2016/5/10/chartex" xmlns:cx5="http://schemas.microsoft.com/office/drawing/2016/5/11/chartex" xmlns:cx6="http://schemas.microsoft.com/office/drawing/2016/5/12/chartex" xmlns:cx7="http://schemas.microsoft.com/office/drawing/2016/5/13/chartex" xmlns:cx8="http://schemas.microsoft.com/office/drawing/2016/5/14/chartex" xmlns:mc="http://schemas.openxmlformats.org/markup-compatibility/2006" xmlns:aink="http://schemas.microsoft.com/office/drawing/2016/ink" xmlns:am3d="http://schemas.microsoft.com/office/drawing/2017/model3d" xmlns:o="urn:schemas-microsoft-com:office:office" xmlns:oel="http://schemas.microsoft.com/office/2019/extlst" xmlns:r="http://schemas.openxmlformats.org/officeDocument/2006/relationships" xmlns:m="http://schemas.openxmlformats.org/officeDocument/2006/math" xmlns:v="urn:schemas-microsoft-com:vml" xmlns:wp14="http://schemas.microsoft.com/office/word/2010/wordprocessingDrawing" xmlns:wp="http://schemas.openxmlformats.org/drawingml/2006/wordprocessingDrawing" xmlns:w10="urn:schemas-microsoft-com:office:word" xmlns:w="http://schemas.openxmlformats.org/wordprocessingml/2006/main" xmlns:w14="http://schemas.microsoft.com/office/word/2010/wordml" xmlns:w15="http://schemas.microsoft.com/office/word/2012/wordml" xmlns:w16cei="http://schemas.microsoft.com/office/word/2026/wordml/cei" xmlns:w16cex="http://schemas.microsoft.com/office/word/2018/wordml/cex" xmlns:w16cid="http://schemas.microsoft.com/office/word/2016/wordml/cid" xmlns:w16="http://schemas.microsoft.com/office/word/2018/wordml" xmlns:w16du="http://schemas.microsoft.com/office/word/2023/wordml/word16du" xmlns:w16sdtdh="http://schemas.microsoft.com/office/word/2020/wordml/sdtdatahash" xmlns:w16sdtfl="http://schemas.microsoft.com/office/word/2024/wordml/sdtformatlock" xmlns:w16se="http://schemas.microsoft.com/office/word/2015/wordml/symex" xmlns:wpg="http://schemas.microsoft.com/office/word/2010/wordprocessingGroup" xmlns:wpi="http://schemas.microsoft.com/office/word/2010/wordprocessingInk" xmlns:wne="http://schemas.microsoft.com/office/word/2006/wordml" xmlns:wps="http://schemas.microsoft.com/office/word/2010/wordprocessingShape" mc:Ignorable="w14 w15 w16se w16cid w16 w16cex w16sdtdh w16sdtfl w16du wp14">
   <w:sdt>
     <w:sdtPr>
       <w:id w:val="-1014383162"/>
@@ -2571,7 +3435,6 @@
         <w:docPartUnique/>
       </w:docPartObj>
     </w:sdtPr>
-    <w:sdtEndPr/>
     <w:sdtContent>
       <w:p>
         <w:pPr>
@@ -2609,7 +3472,7 @@
 </file>
 
 <file path=word/footnotes.xml><?xml version="1.0" encoding="utf-8"?>
-<w:footnotes xmlns:wpc="http://schemas.microsoft.com/office/word/2010/wordprocessingCanvas" xmlns:mc="http://schemas.openxmlformats.org/markup-compatibility/2006" xmlns:o="urn:schemas-microsoft-com:office:office" xmlns:r="http://schemas.openxmlformats.org/officeDocument/2006/relationships" xmlns:m="http://schemas.openxmlformats.org/officeDocument/2006/math" xmlns:v="urn:schemas-microsoft-com:vml" xmlns:wp14="http://schemas.microsoft.com/office/word/2010/wordprocessingDrawing" xmlns:wp="http://schemas.openxmlformats.org/drawingml/2006/wordprocessingDrawing" xmlns:w10="urn:schemas-microsoft-com:office:word" xmlns:w="http://schemas.openxmlformats.org/wordprocessingml/2006/main" xmlns:w14="http://schemas.microsoft.com/office/word/2010/wordml" xmlns:w15="http://schemas.microsoft.com/office/word/2012/wordml" xmlns:wpg="http://schemas.microsoft.com/office/word/2010/wordprocessingGroup" xmlns:wpi="http://schemas.microsoft.com/office/word/2010/wordprocessingInk" xmlns:wne="http://schemas.microsoft.com/office/word/2006/wordml" xmlns:wps="http://schemas.microsoft.com/office/word/2010/wordprocessingShape" mc:Ignorable="w14 w15 wp14">
+<w:footnotes xmlns:wpc="http://schemas.microsoft.com/office/word/2010/wordprocessingCanvas" xmlns:cx="http://schemas.microsoft.com/office/drawing/2014/chartex" xmlns:cx1="http://schemas.microsoft.com/office/drawing/2015/9/8/chartex" xmlns:cx2="http://schemas.microsoft.com/office/drawing/2015/10/21/chartex" xmlns:cx3="http://schemas.microsoft.com/office/drawing/2016/5/9/chartex" xmlns:cx4="http://schemas.microsoft.com/office/drawing/2016/5/10/chartex" xmlns:cx5="http://schemas.microsoft.com/office/drawing/2016/5/11/chartex" xmlns:cx6="http://schemas.microsoft.com/office/drawing/2016/5/12/chartex" xmlns:cx7="http://schemas.microsoft.com/office/drawing/2016/5/13/chartex" xmlns:cx8="http://schemas.microsoft.com/office/drawing/2016/5/14/chartex" xmlns:mc="http://schemas.openxmlformats.org/markup-compatibility/2006" xmlns:aink="http://schemas.microsoft.com/office/drawing/2016/ink" xmlns:am3d="http://schemas.microsoft.com/office/drawing/2017/model3d" xmlns:o="urn:schemas-microsoft-com:office:office" xmlns:oel="http://schemas.microsoft.com/office/2019/extlst" xmlns:r="http://schemas.openxmlformats.org/officeDocument/2006/relationships" xmlns:m="http://schemas.openxmlformats.org/officeDocument/2006/math" xmlns:v="urn:schemas-microsoft-com:vml" xmlns:wp14="http://schemas.microsoft.com/office/word/2010/wordprocessingDrawing" xmlns:wp="http://schemas.openxmlformats.org/drawingml/2006/wordprocessingDrawing" xmlns:w10="urn:schemas-microsoft-com:office:word" xmlns:w="http://schemas.openxmlformats.org/wordprocessingml/2006/main" xmlns:w14="http://schemas.microsoft.com/office/word/2010/wordml" xmlns:w15="http://schemas.microsoft.com/office/word/2012/wordml" xmlns:w16cei="http://schemas.microsoft.com/office/word/2026/wordml/cei" xmlns:w16cex="http://schemas.microsoft.com/office/word/2018/wordml/cex" xmlns:w16cid="http://schemas.microsoft.com/office/word/2016/wordml/cid" xmlns:w16="http://schemas.microsoft.com/office/word/2018/wordml" xmlns:w16du="http://schemas.microsoft.com/office/word/2023/wordml/word16du" xmlns:w16sdtdh="http://schemas.microsoft.com/office/word/2020/wordml/sdtdatahash" xmlns:w16sdtfl="http://schemas.microsoft.com/office/word/2024/wordml/sdtformatlock" xmlns:w16se="http://schemas.microsoft.com/office/word/2015/wordml/symex" xmlns:wpg="http://schemas.microsoft.com/office/word/2010/wordprocessingGroup" xmlns:wpi="http://schemas.microsoft.com/office/word/2010/wordprocessingInk" xmlns:wne="http://schemas.microsoft.com/office/word/2006/wordml" xmlns:wps="http://schemas.microsoft.com/office/word/2010/wordprocessingShape" mc:Ignorable="w14 w15 w16se w16cid w16 w16cex w16sdtdh w16sdtfl w16du wp14">
   <w:footnote w:type="separator" w:id="-1">
     <w:p>
       <w:pPr>
@@ -2633,29 +3496,9 @@
 </w:footnotes>
 </file>
 
-<file path=word/header1.xml><?xml version="1.0" encoding="utf-8"?>
-<w:hdr xmlns:wpc="http://schemas.microsoft.com/office/word/2010/wordprocessingCanvas" xmlns:mc="http://schemas.openxmlformats.org/markup-compatibility/2006" xmlns:o="urn:schemas-microsoft-com:office:office" xmlns:r="http://schemas.openxmlformats.org/officeDocument/2006/relationships" xmlns:m="http://schemas.openxmlformats.org/officeDocument/2006/math" xmlns:v="urn:schemas-microsoft-com:vml" xmlns:wp14="http://schemas.microsoft.com/office/word/2010/wordprocessingDrawing" xmlns:wp="http://schemas.openxmlformats.org/drawingml/2006/wordprocessingDrawing" xmlns:w10="urn:schemas-microsoft-com:office:word" xmlns:w="http://schemas.openxmlformats.org/wordprocessingml/2006/main" xmlns:w14="http://schemas.microsoft.com/office/word/2010/wordml" xmlns:w15="http://schemas.microsoft.com/office/word/2012/wordml" xmlns:wpg="http://schemas.microsoft.com/office/word/2010/wordprocessingGroup" xmlns:wpi="http://schemas.microsoft.com/office/word/2010/wordprocessingInk" xmlns:wne="http://schemas.microsoft.com/office/word/2006/wordml" xmlns:wps="http://schemas.microsoft.com/office/word/2010/wordprocessingShape" mc:Ignorable="w14 w15 wp14">
-  <w:p>
-    <w:pPr>
-      <w:pStyle w:val="Encabezado"/>
-    </w:pPr>
-    <w:r>
-      <w:t>Logo de Mi Empresa</w:t>
-    </w:r>
-    <w:r>
-      <w:tab/>
-    </w:r>
-    <w:r>
-      <w:tab/>
-      <w:t>Logo de mi Cliente</w:t>
-    </w:r>
-  </w:p>
-</w:hdr>
-</file>
-
 <file path=word/numbering.xml><?xml version="1.0" encoding="utf-8"?>
-<w:numbering xmlns:wpc="http://schemas.microsoft.com/office/word/2010/wordprocessingCanvas" xmlns:mc="http://schemas.openxmlformats.org/markup-compatibility/2006" xmlns:o="urn:schemas-microsoft-com:office:office" xmlns:r="http://schemas.openxmlformats.org/officeDocument/2006/relationships" xmlns:m="http://schemas.openxmlformats.org/officeDocument/2006/math" xmlns:v="urn:schemas-microsoft-com:vml" xmlns:wp14="http://schemas.microsoft.com/office/word/2010/wordprocessingDrawing" xmlns:wp="http://schemas.openxmlformats.org/drawingml/2006/wordprocessingDrawing" xmlns:w10="urn:schemas-microsoft-com:office:word" xmlns:w="http://schemas.openxmlformats.org/wordprocessingml/2006/main" xmlns:w14="http://schemas.microsoft.com/office/word/2010/wordml" xmlns:w15="http://schemas.microsoft.com/office/word/2012/wordml" xmlns:wpg="http://schemas.microsoft.com/office/word/2010/wordprocessingGroup" xmlns:wpi="http://schemas.microsoft.com/office/word/2010/wordprocessingInk" xmlns:wne="http://schemas.microsoft.com/office/word/2006/wordml" xmlns:wps="http://schemas.microsoft.com/office/word/2010/wordprocessingShape" mc:Ignorable="w14 w15 wp14">
-  <w:abstractNum w:abstractNumId="0">
+<w:numbering xmlns:wpc="http://schemas.microsoft.com/office/word/2010/wordprocessingCanvas" xmlns:cx="http://schemas.microsoft.com/office/drawing/2014/chartex" xmlns:cx1="http://schemas.microsoft.com/office/drawing/2015/9/8/chartex" xmlns:cx2="http://schemas.microsoft.com/office/drawing/2015/10/21/chartex" xmlns:cx3="http://schemas.microsoft.com/office/drawing/2016/5/9/chartex" xmlns:cx4="http://schemas.microsoft.com/office/drawing/2016/5/10/chartex" xmlns:cx5="http://schemas.microsoft.com/office/drawing/2016/5/11/chartex" xmlns:cx6="http://schemas.microsoft.com/office/drawing/2016/5/12/chartex" xmlns:cx7="http://schemas.microsoft.com/office/drawing/2016/5/13/chartex" xmlns:cx8="http://schemas.microsoft.com/office/drawing/2016/5/14/chartex" xmlns:mc="http://schemas.openxmlformats.org/markup-compatibility/2006" xmlns:aink="http://schemas.microsoft.com/office/drawing/2016/ink" xmlns:am3d="http://schemas.microsoft.com/office/drawing/2017/model3d" xmlns:o="urn:schemas-microsoft-com:office:office" xmlns:oel="http://schemas.microsoft.com/office/2019/extlst" xmlns:r="http://schemas.openxmlformats.org/officeDocument/2006/relationships" xmlns:m="http://schemas.openxmlformats.org/officeDocument/2006/math" xmlns:v="urn:schemas-microsoft-com:vml" xmlns:wp14="http://schemas.microsoft.com/office/word/2010/wordprocessingDrawing" xmlns:wp="http://schemas.openxmlformats.org/drawingml/2006/wordprocessingDrawing" xmlns:w10="urn:schemas-microsoft-com:office:word" xmlns:w="http://schemas.openxmlformats.org/wordprocessingml/2006/main" xmlns:w14="http://schemas.microsoft.com/office/word/2010/wordml" xmlns:w15="http://schemas.microsoft.com/office/word/2012/wordml" xmlns:w16cei="http://schemas.microsoft.com/office/word/2026/wordml/cei" xmlns:w16cex="http://schemas.microsoft.com/office/word/2018/wordml/cex" xmlns:w16cid="http://schemas.microsoft.com/office/word/2016/wordml/cid" xmlns:w16="http://schemas.microsoft.com/office/word/2018/wordml" xmlns:w16du="http://schemas.microsoft.com/office/word/2023/wordml/word16du" xmlns:w16sdtdh="http://schemas.microsoft.com/office/word/2020/wordml/sdtdatahash" xmlns:w16sdtfl="http://schemas.microsoft.com/office/word/2024/wordml/sdtformatlock" xmlns:w16se="http://schemas.microsoft.com/office/word/2015/wordml/symex" xmlns:wpg="http://schemas.microsoft.com/office/word/2010/wordprocessingGroup" xmlns:wpi="http://schemas.microsoft.com/office/word/2010/wordprocessingInk" xmlns:wne="http://schemas.microsoft.com/office/word/2006/wordml" xmlns:wps="http://schemas.microsoft.com/office/word/2010/wordprocessingShape" mc:Ignorable="w14 w15 w16se w16cid w16 w16cex w16sdtdh w16sdtfl w16du wp14">
+  <w:abstractNum w:abstractNumId="0" w15:restartNumberingAfterBreak="0">
     <w:nsid w:val="69A656A6"/>
     <w:multiLevelType w:val="hybridMultilevel"/>
     <w:tmpl w:val="BCE2E368"/>
@@ -2741,7 +3584,7 @@
       </w:pPr>
     </w:lvl>
   </w:abstractNum>
-  <w:num w:numId="1">
+  <w:num w:numId="1" w16cid:durableId="1816945381">
     <w:abstractNumId w:val="0"/>
   </w:num>
   <w:numIdMacAtCleanup w:val="1"/>
@@ -2749,7 +3592,7 @@
 </file>
 
 <file path=word/styles.xml><?xml version="1.0" encoding="utf-8"?>
-<w:styles xmlns:mc="http://schemas.openxmlformats.org/markup-compatibility/2006" xmlns:r="http://schemas.openxmlformats.org/officeDocument/2006/relationships" xmlns:w="http://schemas.openxmlformats.org/wordprocessingml/2006/main" xmlns:w14="http://schemas.microsoft.com/office/word/2010/wordml" xmlns:w15="http://schemas.microsoft.com/office/word/2012/wordml" mc:Ignorable="w14 w15">
+<w:styles xmlns:mc="http://schemas.openxmlformats.org/markup-compatibility/2006" xmlns:r="http://schemas.openxmlformats.org/officeDocument/2006/relationships" xmlns:w="http://schemas.openxmlformats.org/wordprocessingml/2006/main" xmlns:w14="http://schemas.microsoft.com/office/word/2010/wordml" xmlns:w15="http://schemas.microsoft.com/office/word/2012/wordml" xmlns:w16cex="http://schemas.microsoft.com/office/word/2018/wordml/cex" xmlns:w16cid="http://schemas.microsoft.com/office/word/2016/wordml/cid" xmlns:w16="http://schemas.microsoft.com/office/word/2018/wordml" xmlns:w16du="http://schemas.microsoft.com/office/word/2023/wordml/word16du" xmlns:w16sdtdh="http://schemas.microsoft.com/office/word/2020/wordml/sdtdatahash" xmlns:w16sdtfl="http://schemas.microsoft.com/office/word/2024/wordml/sdtformatlock" xmlns:w16se="http://schemas.microsoft.com/office/word/2015/wordml/symex" mc:Ignorable="w14 w15 w16se w16cid w16 w16cex w16sdtdh w16sdtfl w16du">
   <w:docDefaults>
     <w:rPrDefault>
       <w:rPr>
@@ -2765,7 +3608,7 @@
       </w:pPr>
     </w:pPrDefault>
   </w:docDefaults>
-  <w:latentStyles w:defLockedState="0" w:defUIPriority="99" w:defSemiHidden="0" w:defUnhideWhenUsed="0" w:defQFormat="0" w:count="371">
+  <w:latentStyles w:defLockedState="0" w:defUIPriority="99" w:defSemiHidden="0" w:defUnhideWhenUsed="0" w:defQFormat="0" w:count="376">
     <w:lsdException w:name="Normal" w:uiPriority="0" w:qFormat="1"/>
     <w:lsdException w:name="heading 1" w:uiPriority="9" w:qFormat="1"/>
     <w:lsdException w:name="heading 2" w:semiHidden="1" w:uiPriority="9" w:unhideWhenUsed="1" w:qFormat="1"/>
@@ -3137,10 +3980,18 @@
     <w:lsdException w:name="List Table 5 Dark Accent 6" w:uiPriority="50"/>
     <w:lsdException w:name="List Table 6 Colorful Accent 6" w:uiPriority="51"/>
     <w:lsdException w:name="List Table 7 Colorful Accent 6" w:uiPriority="52"/>
+    <w:lsdException w:name="Mention" w:semiHidden="1" w:unhideWhenUsed="1"/>
+    <w:lsdException w:name="Smart Hyperlink" w:semiHidden="1" w:unhideWhenUsed="1"/>
+    <w:lsdException w:name="Hashtag" w:semiHidden="1" w:unhideWhenUsed="1"/>
+    <w:lsdException w:name="Unresolved Mention" w:semiHidden="1" w:unhideWhenUsed="1"/>
+    <w:lsdException w:name="Smart Link" w:semiHidden="1" w:unhideWhenUsed="1"/>
   </w:latentStyles>
   <w:style w:type="paragraph" w:default="1" w:styleId="Normal">
     <w:name w:val="Normal"/>
     <w:qFormat/>
+    <w:rPr>
+      <w:rFonts w:ascii="Arial" w:hAnsi="Arial"/>
+    </w:rPr>
   </w:style>
   <w:style w:type="paragraph" w:styleId="Ttulo1">
     <w:name w:val="heading 1"/>
@@ -3158,8 +4009,9 @@
     </w:pPr>
     <w:rPr>
       <w:rFonts w:asciiTheme="majorHAnsi" w:eastAsiaTheme="majorEastAsia" w:hAnsiTheme="majorHAnsi" w:cstheme="majorBidi"/>
+      <w:b/>
       <w:color w:val="2E74B5" w:themeColor="accent1" w:themeShade="BF"/>
-      <w:sz w:val="32"/>
+      <w:sz w:val="28"/>
       <w:szCs w:val="32"/>
     </w:rPr>
   </w:style>
@@ -3225,7 +4077,7 @@
       <w:spacing w:after="0" w:line="240" w:lineRule="auto"/>
     </w:pPr>
     <w:rPr>
-      <w:rFonts w:ascii="Arial" w:eastAsia="Batang" w:hAnsi="Arial" w:cs="Times New Roman"/>
+      <w:rFonts w:eastAsia="Batang" w:cs="Times New Roman"/>
       <w:kern w:val="18"/>
       <w:sz w:val="18"/>
       <w:szCs w:val="20"/>
@@ -3289,7 +4141,7 @@
       <w:szCs w:val="32"/>
     </w:rPr>
   </w:style>
-  <w:style w:type="paragraph" w:styleId="TtulodeTDC">
+  <w:style w:type="paragraph" w:styleId="TtuloTDC">
     <w:name w:val="TOC Heading"/>
     <w:basedOn w:val="Ttulo1"/>
     <w:next w:val="Normal"/>
@@ -3302,9 +4154,7 @@
       <w:outlineLvl w:val="9"/>
     </w:pPr>
     <w:rPr>
-      <w:b/>
       <w:bCs/>
-      <w:sz w:val="28"/>
       <w:szCs w:val="28"/>
       <w:lang w:eastAsia="es-PE"/>
     </w:rPr>
@@ -3355,11 +4205,11 @@
       <w:u w:val="single"/>
     </w:rPr>
   </w:style>
-  <w:style w:type="paragraph" w:styleId="Puesto">
+  <w:style w:type="paragraph" w:styleId="Ttulo">
     <w:name w:val="Title"/>
     <w:basedOn w:val="Normal"/>
     <w:next w:val="Normal"/>
-    <w:link w:val="PuestoCar"/>
+    <w:link w:val="TtuloCar"/>
     <w:qFormat/>
     <w:rsid w:val="001D3AB5"/>
     <w:pPr>
@@ -3368,17 +4218,17 @@
       <w:jc w:val="center"/>
     </w:pPr>
     <w:rPr>
-      <w:rFonts w:ascii="Arial" w:eastAsia="Times New Roman" w:hAnsi="Arial" w:cs="Times New Roman"/>
+      <w:rFonts w:eastAsia="Times New Roman" w:cs="Times New Roman"/>
       <w:b/>
       <w:sz w:val="36"/>
       <w:szCs w:val="20"/>
       <w:lang w:val="en-US"/>
     </w:rPr>
   </w:style>
-  <w:style w:type="character" w:customStyle="1" w:styleId="PuestoCar">
-    <w:name w:val="Puesto Car"/>
+  <w:style w:type="character" w:customStyle="1" w:styleId="TtuloCar">
+    <w:name w:val="Título Car"/>
     <w:basedOn w:val="Fuentedeprrafopredeter"/>
-    <w:link w:val="Puesto"/>
+    <w:link w:val="Ttulo"/>
     <w:rsid w:val="001D3AB5"/>
     <w:rPr>
       <w:rFonts w:ascii="Arial" w:eastAsia="Times New Roman" w:hAnsi="Arial" w:cs="Times New Roman"/>
